--- a/exemples/CR-exemple-demonstration.docx
+++ b/exemples/CR-exemple-demonstration.docx
@@ -194,6 +194,26 @@
       </w:r>
     </w:p>
     <w:p>
+      <w:pPr>
+        <w:spacing w:before="20" w:after="20"/>
+      </w:pPr>
+      <w:r>
+        <w:rPr>
+          <w:b/>
+          <w:sz w:val="19"/>
+          <w:color w:val="58595B"/>
+        </w:rPr>
+        <w:t xml:space="preserve">Accompagné de : </w:t>
+      </w:r>
+      <w:r>
+        <w:rPr>
+          <w:sz w:val="19"/>
+          <w:color w:val="58595B"/>
+        </w:rPr>
+        <w:t xml:space="preserve">Thomas BERNARD</w:t>
+      </w:r>
+    </w:p>
+    <w:p>
       <w:r>
         <w:br w:type="page"/>
       </w:r>
@@ -362,7 +382,7 @@
               <w:spacing w:before="20" w:after="20"/>
             </w:pPr>
             <w:r>
-              <w:t xml:space="preserve">Presse hydraulique 120 T</w:t>
+              <w:t xml:space="preserve">Presse hydraulique 120 T ; Convoyeur d'évacuation C40</w:t>
             </w:r>
           </w:p>
         </w:tc>
@@ -426,7 +446,7 @@
               <w:spacing w:before="20" w:after="20"/>
             </w:pPr>
             <w:r>
-              <w:t xml:space="preserve">PH-120/4D</w:t>
+              <w:t xml:space="preserve">PH-120/4D ; C40-MOD</w:t>
             </w:r>
           </w:p>
         </w:tc>
@@ -490,7 +510,7 @@
               <w:spacing w:before="20" w:after="20"/>
             </w:pPr>
             <w:r>
-              <w:t xml:space="preserve">PH1204D-2011-0387</w:t>
+              <w:t xml:space="preserve">PH1204D-2011-0387 ; SN-CONV-0492</w:t>
             </w:r>
           </w:p>
         </w:tc>
@@ -540,7 +560,7 @@
               <w:rPr>
                 <w:b/>
               </w:rPr>
-              <w:t xml:space="preserve">Technicien</w:t>
+              <w:t xml:space="preserve">Techniciens sur site</w:t>
             </w:r>
           </w:p>
         </w:tc>
@@ -554,7 +574,7 @@
               <w:spacing w:before="20" w:after="20"/>
             </w:pPr>
             <w:r>
-              <w:t xml:space="preserve">Julien DURAND</w:t>
+              <w:t xml:space="preserve">Julien DURAND · Thomas BERNARD</w:t>
             </w:r>
           </w:p>
         </w:tc>
@@ -618,7 +638,7 @@
               <w:spacing w:before="20" w:after="20"/>
             </w:pPr>
             <w:r>
-              <w:t xml:space="preserve">08:15 - 15:40</w:t>
+              <w:t xml:space="preserve">2 Journées d'intervention</w:t>
             </w:r>
           </w:p>
         </w:tc>
@@ -651,7 +671,7 @@
               <w:spacing w:before="20" w:after="20"/>
             </w:pPr>
             <w:r>
-              <w:t xml:space="preserve">6 h 40</w:t>
+              <w:t xml:space="preserve">15 h 00</w:t>
             </w:r>
           </w:p>
         </w:tc>
@@ -673,6 +693,590 @@
           <w:tcPr>
             <w:tcW w:w="2880" w:type="dxa"/>
             <w:vAlign w:val="center"/>
+          </w:tcPr>
+          <w:p>
+            <w:pPr>
+              <w:spacing w:before="20" w:after="20"/>
+            </w:pPr>
+            <w:r>
+              <w:t xml:space="preserve"/>
+            </w:r>
+          </w:p>
+        </w:tc>
+      </w:tr>
+    </w:tbl>
+    <w:p>
+      <w:pPr>
+        <w:spacing w:before="0" w:after="0"/>
+      </w:pPr>
+      <w:r>
+        <w:rPr>
+          <w:sz w:val="8"/>
+        </w:rPr>
+        <w:t xml:space="preserve"/>
+      </w:r>
+    </w:p>
+    <w:p>
+      <w:pPr>
+        <w:keepNext/>
+        <w:spacing w:before="240" w:after="120"/>
+        <w:pBdr>
+          <w:top w:val="single" w:sz="4" w:color="06BAF2"/>
+          <w:left w:val="single" w:sz="4" w:color="06BAF2"/>
+          <w:bottom w:val="single" w:sz="4" w:color="06BAF2"/>
+          <w:right w:val="single" w:sz="4" w:color="06BAF2"/>
+        </w:pBdr>
+        <w:shd w:val="clear" w:fill="06BAF2"/>
+        <w:jc w:val="left"/>
+      </w:pPr>
+      <w:r>
+        <w:rPr>
+          <w:b/>
+          <w:smallCaps/>
+          <w:color w:val="FFFFFF"/>
+          <w:sz w:val="26"/>
+        </w:rPr>
+        <w:t xml:space="preserve">Machines visitées</w:t>
+      </w:r>
+    </w:p>
+    <w:tbl>
+      <w:tblPr>
+        <w:tblW w:w="5000" w:type="pct"/>
+        <w:tblBorders>
+          <w:top w:val="single" w:sz="4" w:color="C9D4E2"/>
+          <w:left w:val="single" w:sz="4" w:color="C9D4E2"/>
+          <w:bottom w:val="single" w:sz="4" w:color="C9D4E2"/>
+          <w:right w:val="single" w:sz="4" w:color="C9D4E2"/>
+          <w:insideH w:val="single" w:sz="4" w:color="C9D4E2"/>
+          <w:insideV w:val="single" w:sz="4" w:color="C9D4E2"/>
+        </w:tblBorders>
+        <w:tblLayout w:type="fixed"/>
+      </w:tblPr>
+      <w:tblGrid>
+        <w:gridCol w:w="3600"/>
+        <w:gridCol w:w="2700"/>
+        <w:gridCol w:w="2700"/>
+      </w:tblGrid>
+      <w:tr>
+        <w:tc>
+          <w:tcPr>
+            <w:tcW w:w="3600" w:type="dxa"/>
+            <w:vAlign w:val="center"/>
+            <w:shd w:val="clear" w:fill="E8EFFA"/>
+          </w:tcPr>
+          <w:p>
+            <w:pPr>
+              <w:spacing w:before="20" w:after="20"/>
+            </w:pPr>
+            <w:r>
+              <w:rPr>
+                <w:b/>
+              </w:rPr>
+              <w:t xml:space="preserve">Machine</w:t>
+            </w:r>
+          </w:p>
+        </w:tc>
+        <w:tc>
+          <w:tcPr>
+            <w:tcW w:w="2700" w:type="dxa"/>
+            <w:vAlign w:val="center"/>
+            <w:shd w:val="clear" w:fill="E8EFFA"/>
+          </w:tcPr>
+          <w:p>
+            <w:pPr>
+              <w:spacing w:before="20" w:after="20"/>
+            </w:pPr>
+            <w:r>
+              <w:rPr>
+                <w:b/>
+              </w:rPr>
+              <w:t xml:space="preserve">Modèle</w:t>
+            </w:r>
+          </w:p>
+        </w:tc>
+        <w:tc>
+          <w:tcPr>
+            <w:tcW w:w="2700" w:type="dxa"/>
+            <w:vAlign w:val="center"/>
+            <w:shd w:val="clear" w:fill="E8EFFA"/>
+          </w:tcPr>
+          <w:p>
+            <w:pPr>
+              <w:spacing w:before="20" w:after="20"/>
+            </w:pPr>
+            <w:r>
+              <w:rPr>
+                <w:b/>
+              </w:rPr>
+              <w:t xml:space="preserve">N° de série</w:t>
+            </w:r>
+          </w:p>
+        </w:tc>
+      </w:tr>
+      <w:tr>
+        <w:tc>
+          <w:tcPr>
+            <w:tcW w:w="3600" w:type="dxa"/>
+            <w:vAlign w:val="center"/>
+          </w:tcPr>
+          <w:p>
+            <w:pPr>
+              <w:spacing w:before="20" w:after="20"/>
+            </w:pPr>
+            <w:r>
+              <w:t xml:space="preserve">Presse hydraulique 120 T</w:t>
+            </w:r>
+          </w:p>
+        </w:tc>
+        <w:tc>
+          <w:tcPr>
+            <w:tcW w:w="2700" w:type="dxa"/>
+            <w:vAlign w:val="center"/>
+          </w:tcPr>
+          <w:p>
+            <w:pPr>
+              <w:spacing w:before="20" w:after="20"/>
+            </w:pPr>
+            <w:r>
+              <w:t xml:space="preserve">PH-120/4D</w:t>
+            </w:r>
+          </w:p>
+        </w:tc>
+        <w:tc>
+          <w:tcPr>
+            <w:tcW w:w="2700" w:type="dxa"/>
+            <w:vAlign w:val="center"/>
+          </w:tcPr>
+          <w:p>
+            <w:pPr>
+              <w:spacing w:before="20" w:after="20"/>
+            </w:pPr>
+            <w:r>
+              <w:t xml:space="preserve">PH1204D-2011-0387</w:t>
+            </w:r>
+          </w:p>
+        </w:tc>
+      </w:tr>
+      <w:tr>
+        <w:tc>
+          <w:tcPr>
+            <w:tcW w:w="3600" w:type="dxa"/>
+            <w:vAlign w:val="center"/>
+          </w:tcPr>
+          <w:p>
+            <w:pPr>
+              <w:spacing w:before="20" w:after="20"/>
+            </w:pPr>
+            <w:r>
+              <w:t xml:space="preserve">Convoyeur d'évacuation C40</w:t>
+            </w:r>
+          </w:p>
+        </w:tc>
+        <w:tc>
+          <w:tcPr>
+            <w:tcW w:w="2700" w:type="dxa"/>
+            <w:vAlign w:val="center"/>
+          </w:tcPr>
+          <w:p>
+            <w:pPr>
+              <w:spacing w:before="20" w:after="20"/>
+            </w:pPr>
+            <w:r>
+              <w:t xml:space="preserve">C40-MOD</w:t>
+            </w:r>
+          </w:p>
+        </w:tc>
+        <w:tc>
+          <w:tcPr>
+            <w:tcW w:w="2700" w:type="dxa"/>
+            <w:vAlign w:val="center"/>
+          </w:tcPr>
+          <w:p>
+            <w:pPr>
+              <w:spacing w:before="20" w:after="20"/>
+            </w:pPr>
+            <w:r>
+              <w:t xml:space="preserve">SN-CONV-0492</w:t>
+            </w:r>
+          </w:p>
+        </w:tc>
+      </w:tr>
+    </w:tbl>
+    <w:p>
+      <w:pPr>
+        <w:spacing w:before="0" w:after="0"/>
+      </w:pPr>
+      <w:r>
+        <w:rPr>
+          <w:sz w:val="8"/>
+        </w:rPr>
+        <w:t xml:space="preserve"/>
+      </w:r>
+    </w:p>
+    <w:p>
+      <w:pPr>
+        <w:keepNext/>
+        <w:spacing w:before="240" w:after="120"/>
+        <w:pBdr>
+          <w:top w:val="single" w:sz="4" w:color="06BAF2"/>
+          <w:left w:val="single" w:sz="4" w:color="06BAF2"/>
+          <w:bottom w:val="single" w:sz="4" w:color="06BAF2"/>
+          <w:right w:val="single" w:sz="4" w:color="06BAF2"/>
+        </w:pBdr>
+        <w:shd w:val="clear" w:fill="06BAF2"/>
+        <w:jc w:val="left"/>
+      </w:pPr>
+      <w:r>
+        <w:rPr>
+          <w:b/>
+          <w:smallCaps/>
+          <w:color w:val="FFFFFF"/>
+          <w:sz w:val="26"/>
+        </w:rPr>
+        <w:t xml:space="preserve">Relevé des journées d'intervention</w:t>
+      </w:r>
+    </w:p>
+    <w:tbl>
+      <w:tblPr>
+        <w:tblW w:w="5000" w:type="pct"/>
+        <w:tblBorders>
+          <w:top w:val="single" w:sz="4" w:color="C9D4E2"/>
+          <w:left w:val="single" w:sz="4" w:color="C9D4E2"/>
+          <w:bottom w:val="single" w:sz="4" w:color="C9D4E2"/>
+          <w:right w:val="single" w:sz="4" w:color="C9D4E2"/>
+          <w:insideH w:val="single" w:sz="4" w:color="C9D4E2"/>
+          <w:insideV w:val="single" w:sz="4" w:color="C9D4E2"/>
+        </w:tblBorders>
+        <w:tblLayout w:type="fixed"/>
+      </w:tblPr>
+      <w:tblGrid>
+        <w:gridCol w:w="1620"/>
+        <w:gridCol w:w="1800"/>
+        <w:gridCol w:w="1260"/>
+        <w:gridCol w:w="1620"/>
+        <w:gridCol w:w="2700"/>
+      </w:tblGrid>
+      <w:tr>
+        <w:tc>
+          <w:tcPr>
+            <w:tcW w:w="1620" w:type="dxa"/>
+            <w:vAlign w:val="center"/>
+            <w:shd w:val="clear" w:fill="E8EFFA"/>
+          </w:tcPr>
+          <w:p>
+            <w:pPr>
+              <w:spacing w:before="20" w:after="20"/>
+            </w:pPr>
+            <w:r>
+              <w:rPr>
+                <w:b/>
+              </w:rPr>
+              <w:t xml:space="preserve">Date</w:t>
+            </w:r>
+          </w:p>
+        </w:tc>
+        <w:tc>
+          <w:tcPr>
+            <w:tcW w:w="1800" w:type="dxa"/>
+            <w:vAlign w:val="center"/>
+            <w:shd w:val="clear" w:fill="E8EFFA"/>
+          </w:tcPr>
+          <w:p>
+            <w:pPr>
+              <w:spacing w:before="20" w:after="20"/>
+            </w:pPr>
+            <w:r>
+              <w:rPr>
+                <w:b/>
+              </w:rPr>
+              <w:t xml:space="preserve">Horaires sur site</w:t>
+            </w:r>
+          </w:p>
+        </w:tc>
+        <w:tc>
+          <w:tcPr>
+            <w:tcW w:w="1260" w:type="dxa"/>
+            <w:vAlign w:val="center"/>
+            <w:shd w:val="clear" w:fill="E8EFFA"/>
+          </w:tcPr>
+          <w:p>
+            <w:pPr>
+              <w:spacing w:before="20" w:after="20"/>
+              <w:jc w:val="center"/>
+            </w:pPr>
+            <w:r>
+              <w:rPr>
+                <w:b/>
+              </w:rPr>
+              <w:t xml:space="preserve">Pause</w:t>
+            </w:r>
+          </w:p>
+        </w:tc>
+        <w:tc>
+          <w:tcPr>
+            <w:tcW w:w="1620" w:type="dxa"/>
+            <w:vAlign w:val="center"/>
+            <w:shd w:val="clear" w:fill="E8EFFA"/>
+          </w:tcPr>
+          <w:p>
+            <w:pPr>
+              <w:spacing w:before="20" w:after="20"/>
+              <w:jc w:val="center"/>
+            </w:pPr>
+            <w:r>
+              <w:rPr>
+                <w:b/>
+              </w:rPr>
+              <w:t xml:space="preserve">Durée sur site</w:t>
+            </w:r>
+          </w:p>
+        </w:tc>
+        <w:tc>
+          <w:tcPr>
+            <w:tcW w:w="2700" w:type="dxa"/>
+            <w:vAlign w:val="center"/>
+            <w:shd w:val="clear" w:fill="E8EFFA"/>
+          </w:tcPr>
+          <w:p>
+            <w:pPr>
+              <w:spacing w:before="20" w:after="20"/>
+            </w:pPr>
+            <w:r>
+              <w:rPr>
+                <w:b/>
+              </w:rPr>
+              <w:t xml:space="preserve">Activité / Travaux</w:t>
+            </w:r>
+          </w:p>
+        </w:tc>
+      </w:tr>
+      <w:tr>
+        <w:tc>
+          <w:tcPr>
+            <w:tcW w:w="1620" w:type="dxa"/>
+            <w:vAlign w:val="center"/>
+          </w:tcPr>
+          <w:p>
+            <w:pPr>
+              <w:spacing w:before="20" w:after="20"/>
+            </w:pPr>
+            <w:r>
+              <w:t xml:space="preserve">21/09/2026</w:t>
+            </w:r>
+          </w:p>
+        </w:tc>
+        <w:tc>
+          <w:tcPr>
+            <w:tcW w:w="1800" w:type="dxa"/>
+            <w:vAlign w:val="center"/>
+          </w:tcPr>
+          <w:p>
+            <w:pPr>
+              <w:spacing w:before="20" w:after="20"/>
+            </w:pPr>
+            <w:r>
+              <w:t xml:space="preserve">08:15 - 17:00</w:t>
+            </w:r>
+          </w:p>
+        </w:tc>
+        <w:tc>
+          <w:tcPr>
+            <w:tcW w:w="1260" w:type="dxa"/>
+            <w:vAlign w:val="center"/>
+          </w:tcPr>
+          <w:p>
+            <w:pPr>
+              <w:spacing w:before="20" w:after="20"/>
+              <w:jc w:val="center"/>
+            </w:pPr>
+            <w:r>
+              <w:t xml:space="preserve">45 min</w:t>
+            </w:r>
+          </w:p>
+        </w:tc>
+        <w:tc>
+          <w:tcPr>
+            <w:tcW w:w="1620" w:type="dxa"/>
+            <w:vAlign w:val="center"/>
+          </w:tcPr>
+          <w:p>
+            <w:pPr>
+              <w:spacing w:before="20" w:after="20"/>
+              <w:jc w:val="center"/>
+            </w:pPr>
+            <w:r>
+              <w:rPr>
+                <w:b/>
+              </w:rPr>
+              <w:t xml:space="preserve">8 h 00 (8,00 h)</w:t>
+            </w:r>
+          </w:p>
+        </w:tc>
+        <w:tc>
+          <w:tcPr>
+            <w:tcW w:w="2700" w:type="dxa"/>
+            <w:vAlign w:val="center"/>
+          </w:tcPr>
+          <w:p>
+            <w:pPr>
+              <w:spacing w:before="20" w:after="20"/>
+            </w:pPr>
+            <w:r>
+              <w:t xml:space="preserve">Audit mécanique groupe hydraulique et contrôle électrique armoire</w:t>
+            </w:r>
+          </w:p>
+        </w:tc>
+      </w:tr>
+      <w:tr>
+        <w:tc>
+          <w:tcPr>
+            <w:tcW w:w="1620" w:type="dxa"/>
+            <w:vAlign w:val="center"/>
+          </w:tcPr>
+          <w:p>
+            <w:pPr>
+              <w:spacing w:before="20" w:after="20"/>
+            </w:pPr>
+            <w:r>
+              <w:t xml:space="preserve">22/09/2026</w:t>
+            </w:r>
+          </w:p>
+        </w:tc>
+        <w:tc>
+          <w:tcPr>
+            <w:tcW w:w="1800" w:type="dxa"/>
+            <w:vAlign w:val="center"/>
+          </w:tcPr>
+          <w:p>
+            <w:pPr>
+              <w:spacing w:before="20" w:after="20"/>
+            </w:pPr>
+            <w:r>
+              <w:t xml:space="preserve">08:00 - 15:45</w:t>
+            </w:r>
+          </w:p>
+        </w:tc>
+        <w:tc>
+          <w:tcPr>
+            <w:tcW w:w="1260" w:type="dxa"/>
+            <w:vAlign w:val="center"/>
+          </w:tcPr>
+          <w:p>
+            <w:pPr>
+              <w:spacing w:before="20" w:after="20"/>
+              <w:jc w:val="center"/>
+            </w:pPr>
+            <w:r>
+              <w:t xml:space="preserve">45 min</w:t>
+            </w:r>
+          </w:p>
+        </w:tc>
+        <w:tc>
+          <w:tcPr>
+            <w:tcW w:w="1620" w:type="dxa"/>
+            <w:vAlign w:val="center"/>
+          </w:tcPr>
+          <w:p>
+            <w:pPr>
+              <w:spacing w:before="20" w:after="20"/>
+              <w:jc w:val="center"/>
+            </w:pPr>
+            <w:r>
+              <w:rPr>
+                <w:b/>
+              </w:rPr>
+              <w:t xml:space="preserve">7 h 00 (7,00 h)</w:t>
+            </w:r>
+          </w:p>
+        </w:tc>
+        <w:tc>
+          <w:tcPr>
+            <w:tcW w:w="2700" w:type="dxa"/>
+            <w:vAlign w:val="center"/>
+          </w:tcPr>
+          <w:p>
+            <w:pPr>
+              <w:spacing w:before="20" w:after="20"/>
+            </w:pPr>
+            <w:r>
+              <w:t xml:space="preserve">Remplacement courroie, vidange, mise au point et essais en charge</w:t>
+            </w:r>
+          </w:p>
+        </w:tc>
+      </w:tr>
+      <w:tr>
+        <w:tc>
+          <w:tcPr>
+            <w:tcW w:w="1620" w:type="dxa"/>
+            <w:vAlign w:val="center"/>
+            <w:shd w:val="clear" w:fill="E8EFFA"/>
+          </w:tcPr>
+          <w:p>
+            <w:pPr>
+              <w:spacing w:before="20" w:after="20"/>
+            </w:pPr>
+            <w:r>
+              <w:rPr>
+                <w:b/>
+              </w:rPr>
+              <w:t xml:space="preserve">Total cumulé</w:t>
+            </w:r>
+          </w:p>
+        </w:tc>
+        <w:tc>
+          <w:tcPr>
+            <w:tcW w:w="1800" w:type="dxa"/>
+            <w:vAlign w:val="center"/>
+            <w:shd w:val="clear" w:fill="E8EFFA"/>
+          </w:tcPr>
+          <w:p>
+            <w:pPr>
+              <w:spacing w:before="20" w:after="20"/>
+            </w:pPr>
+            <w:r>
+              <w:t xml:space="preserve"/>
+            </w:r>
+          </w:p>
+        </w:tc>
+        <w:tc>
+          <w:tcPr>
+            <w:tcW w:w="1260" w:type="dxa"/>
+            <w:vAlign w:val="center"/>
+            <w:shd w:val="clear" w:fill="E8EFFA"/>
+          </w:tcPr>
+          <w:p>
+            <w:pPr>
+              <w:spacing w:before="20" w:after="20"/>
+            </w:pPr>
+            <w:r>
+              <w:t xml:space="preserve"/>
+            </w:r>
+          </w:p>
+        </w:tc>
+        <w:tc>
+          <w:tcPr>
+            <w:tcW w:w="1620" w:type="dxa"/>
+            <w:vAlign w:val="center"/>
+            <w:shd w:val="clear" w:fill="E8EFFA"/>
+          </w:tcPr>
+          <w:p>
+            <w:pPr>
+              <w:spacing w:before="20" w:after="20"/>
+              <w:jc w:val="center"/>
+            </w:pPr>
+            <w:r>
+              <w:rPr>
+                <w:b/>
+              </w:rPr>
+              <w:t xml:space="preserve">15 h 00 (15,00 h)</w:t>
+            </w:r>
+          </w:p>
+        </w:tc>
+        <w:tc>
+          <w:tcPr>
+            <w:tcW w:w="2700" w:type="dxa"/>
+            <w:vAlign w:val="center"/>
+            <w:shd w:val="clear" w:fill="E8EFFA"/>
           </w:tcPr>
           <w:p>
             <w:pPr>
@@ -977,7 +1581,7 @@
         <w:rPr>
           <w:sz w:val="20"/>
         </w:rPr>
-        <w:t xml:space="preserve">Heures passées sur site : 6 h 40 (6,67 h)   •   Photos : 5</w:t>
+        <w:t xml:space="preserve">Heures passées sur site : 15 h 00 (15,00 h)   •   Photos : 5</w:t>
       </w:r>
     </w:p>
     <w:p>
@@ -1060,6 +1664,14 @@
           <w:color w:val="0B3D91"/>
         </w:rPr>
         <w:t xml:space="preserve">🔧 Mécanique</w:t>
+      </w:r>
+      <w:r>
+        <w:rPr>
+          <w:b/>
+          <w:sz w:val="20"/>
+          <w:color w:val="0284C7"/>
+        </w:rPr>
+        <w:t xml:space="preserve">   [⚙️ Presse hydraulique 120 T]</w:t>
       </w:r>
       <w:r>
         <w:rPr>
@@ -1233,6 +1845,14 @@
         <w:rPr>
           <w:b/>
           <w:sz w:val="20"/>
+          <w:color w:val="0284C7"/>
+        </w:rPr>
+        <w:t xml:space="preserve">   [⚙️ Presse hydraulique 120 T]</w:t>
+      </w:r>
+      <w:r>
+        <w:rPr>
+          <w:b/>
+          <w:sz w:val="20"/>
           <w:color w:val="B45309"/>
         </w:rPr>
         <w:t xml:space="preserve">   [PRIORITÉ HAUTE]</w:t>
@@ -1355,6 +1975,14 @@
         <w:rPr>
           <w:b/>
           <w:sz w:val="20"/>
+          <w:color w:val="0284C7"/>
+        </w:rPr>
+        <w:t xml:space="preserve">   [⚙️ Convoyeur d'évacuation C40]</w:t>
+      </w:r>
+      <w:r>
+        <w:rPr>
+          <w:b/>
+          <w:sz w:val="20"/>
           <w:color w:val="1D4ED8"/>
         </w:rPr>
         <w:t xml:space="preserve">   [PRIORITÉ BASSE]</w:t>
@@ -1523,6 +2151,14 @@
         <w:rPr>
           <w:b/>
           <w:sz w:val="20"/>
+          <w:color w:val="0284C7"/>
+        </w:rPr>
+        <w:t xml:space="preserve">   [⚙️ Convoyeur d'évacuation C40]</w:t>
+      </w:r>
+      <w:r>
+        <w:rPr>
+          <w:b/>
+          <w:sz w:val="20"/>
           <w:color w:val="475569"/>
         </w:rPr>
         <w:t xml:space="preserve">   [INFORMATIF]</w:t>
@@ -1645,7 +2281,219 @@
           <w:color w:val="FFFFFF"/>
           <w:sz w:val="26"/>
         </w:rPr>
-        <w:t xml:space="preserve">8. Photos complémentaires</w:t>
+        <w:t xml:space="preserve">8. Pièces de rechange</w:t>
+      </w:r>
+    </w:p>
+    <w:tbl>
+      <w:tblPr>
+        <w:tblW w:w="5000" w:type="pct"/>
+        <w:tblBorders>
+          <w:top w:val="single" w:sz="4" w:color="C9D4E2"/>
+          <w:left w:val="single" w:sz="4" w:color="C9D4E2"/>
+          <w:bottom w:val="single" w:sz="4" w:color="C9D4E2"/>
+          <w:right w:val="single" w:sz="4" w:color="C9D4E2"/>
+          <w:insideH w:val="single" w:sz="4" w:color="C9D4E2"/>
+          <w:insideV w:val="single" w:sz="4" w:color="C9D4E2"/>
+        </w:tblBorders>
+        <w:tblLayout w:type="fixed"/>
+      </w:tblPr>
+      <w:tblGrid>
+        <w:gridCol w:w="4950"/>
+        <w:gridCol w:w="2700"/>
+        <w:gridCol w:w="1350"/>
+      </w:tblGrid>
+      <w:tr>
+        <w:tc>
+          <w:tcPr>
+            <w:tcW w:w="4950" w:type="dxa"/>
+            <w:vAlign w:val="center"/>
+            <w:shd w:val="clear" w:fill="E8EFFA"/>
+          </w:tcPr>
+          <w:p>
+            <w:pPr>
+              <w:spacing w:before="20" w:after="20"/>
+            </w:pPr>
+            <w:r>
+              <w:rPr>
+                <w:b/>
+              </w:rPr>
+              <w:t xml:space="preserve">Dénomination</w:t>
+            </w:r>
+          </w:p>
+        </w:tc>
+        <w:tc>
+          <w:tcPr>
+            <w:tcW w:w="2700" w:type="dxa"/>
+            <w:vAlign w:val="center"/>
+            <w:shd w:val="clear" w:fill="E8EFFA"/>
+          </w:tcPr>
+          <w:p>
+            <w:pPr>
+              <w:spacing w:before="20" w:after="20"/>
+            </w:pPr>
+            <w:r>
+              <w:rPr>
+                <w:b/>
+              </w:rPr>
+              <w:t xml:space="preserve">Référence</w:t>
+            </w:r>
+          </w:p>
+        </w:tc>
+        <w:tc>
+          <w:tcPr>
+            <w:tcW w:w="1350" w:type="dxa"/>
+            <w:vAlign w:val="center"/>
+            <w:shd w:val="clear" w:fill="E8EFFA"/>
+          </w:tcPr>
+          <w:p>
+            <w:pPr>
+              <w:spacing w:before="20" w:after="20"/>
+              <w:jc w:val="center"/>
+            </w:pPr>
+            <w:r>
+              <w:rPr>
+                <w:b/>
+              </w:rPr>
+              <w:t xml:space="preserve">Quantité</w:t>
+            </w:r>
+          </w:p>
+        </w:tc>
+      </w:tr>
+      <w:tr>
+        <w:tc>
+          <w:tcPr>
+            <w:tcW w:w="4950" w:type="dxa"/>
+            <w:vAlign w:val="center"/>
+          </w:tcPr>
+          <w:p>
+            <w:pPr>
+              <w:spacing w:before="20" w:after="20"/>
+            </w:pPr>
+            <w:r>
+              <w:t xml:space="preserve">Courroie trapézoïdale XPB 2360</w:t>
+            </w:r>
+          </w:p>
+        </w:tc>
+        <w:tc>
+          <w:tcPr>
+            <w:tcW w:w="2700" w:type="dxa"/>
+            <w:vAlign w:val="center"/>
+          </w:tcPr>
+          <w:p>
+            <w:pPr>
+              <w:spacing w:before="20" w:after="20"/>
+            </w:pPr>
+            <w:r>
+              <w:t xml:space="preserve">BFR-8820-XPB</w:t>
+            </w:r>
+          </w:p>
+        </w:tc>
+        <w:tc>
+          <w:tcPr>
+            <w:tcW w:w="1350" w:type="dxa"/>
+            <w:vAlign w:val="center"/>
+          </w:tcPr>
+          <w:p>
+            <w:pPr>
+              <w:spacing w:before="20" w:after="20"/>
+              <w:jc w:val="center"/>
+            </w:pPr>
+            <w:r>
+              <w:t xml:space="preserve">1</w:t>
+            </w:r>
+          </w:p>
+        </w:tc>
+      </w:tr>
+      <w:tr>
+        <w:tc>
+          <w:tcPr>
+            <w:tcW w:w="4950" w:type="dxa"/>
+            <w:vAlign w:val="center"/>
+          </w:tcPr>
+          <w:p>
+            <w:pPr>
+              <w:spacing w:before="20" w:after="20"/>
+            </w:pPr>
+            <w:r>
+              <w:t xml:space="preserve">Cartouche filtrante hydraulique 10 µm</w:t>
+            </w:r>
+          </w:p>
+        </w:tc>
+        <w:tc>
+          <w:tcPr>
+            <w:tcW w:w="2700" w:type="dxa"/>
+            <w:vAlign w:val="center"/>
+          </w:tcPr>
+          <w:p>
+            <w:pPr>
+              <w:spacing w:before="20" w:after="20"/>
+            </w:pPr>
+            <w:r>
+              <w:t xml:space="preserve">HYD-FILT-010</w:t>
+            </w:r>
+          </w:p>
+        </w:tc>
+        <w:tc>
+          <w:tcPr>
+            <w:tcW w:w="1350" w:type="dxa"/>
+            <w:vAlign w:val="center"/>
+          </w:tcPr>
+          <w:p>
+            <w:pPr>
+              <w:spacing w:before="20" w:after="20"/>
+              <w:jc w:val="center"/>
+            </w:pPr>
+            <w:r>
+              <w:t xml:space="preserve">2</w:t>
+            </w:r>
+          </w:p>
+        </w:tc>
+      </w:tr>
+    </w:tbl>
+    <w:p>
+      <w:pPr>
+        <w:spacing w:before="0" w:after="0"/>
+      </w:pPr>
+      <w:r>
+        <w:rPr>
+          <w:sz w:val="8"/>
+        </w:rPr>
+        <w:t xml:space="preserve"/>
+      </w:r>
+    </w:p>
+    <w:p>
+      <w:pPr>
+        <w:spacing w:before="0" w:after="120"/>
+      </w:pPr>
+      <w:r>
+        <w:rPr>
+          <w:sz w:val="17"/>
+          <w:color w:val="64748B"/>
+        </w:rPr>
+        <w:t xml:space="preserve">La signature du client vaut pour acceptation du devis final et validation des pièces de rechange ci-dessus.</w:t>
+      </w:r>
+    </w:p>
+    <w:p>
+      <w:pPr>
+        <w:keepNext/>
+        <w:spacing w:before="240" w:after="120"/>
+        <w:pBdr>
+          <w:top w:val="single" w:sz="4" w:color="06BAF2"/>
+          <w:left w:val="single" w:sz="4" w:color="06BAF2"/>
+          <w:bottom w:val="single" w:sz="4" w:color="06BAF2"/>
+          <w:right w:val="single" w:sz="4" w:color="06BAF2"/>
+        </w:pBdr>
+        <w:shd w:val="clear" w:fill="06BAF2"/>
+        <w:jc w:val="left"/>
+      </w:pPr>
+      <w:r>
+        <w:rPr>
+          <w:b/>
+          <w:smallCaps/>
+          <w:color w:val="FFFFFF"/>
+          <w:sz w:val="26"/>
+        </w:rPr>
+        <w:t xml:space="preserve">9. Photos complémentaires</w:t>
       </w:r>
     </w:p>
     <w:p>
@@ -1774,7 +2622,7 @@
           <w:color w:val="FFFFFF"/>
           <w:sz w:val="26"/>
         </w:rPr>
-        <w:t xml:space="preserve">9. Validation</w:t>
+        <w:t xml:space="preserve">10. Validation</w:t>
       </w:r>
     </w:p>
     <w:p>
@@ -1792,7 +2640,7 @@
         <w:rPr>
           <w:sz w:val="19"/>
         </w:rPr>
-        <w:t xml:space="preserve">Le client reconnaît avoir pris connaissance du présent rapport, avoir reçu les explications du technicien et accepte les constats et travaux décrits.</w:t>
+        <w:t xml:space="preserve">Le client reconnaît avoir pris connaissance du présent rapport, avoir reçu les explications du technicien et accepte les constats et travaux décrits. La signature du client vaut pour acceptation du devis final et validation des pièces de rechange ci-dessus.</w:t>
       </w:r>
     </w:p>
     <w:tbl>
@@ -1906,6 +2754,36 @@
             </w:pPr>
             <w:r>
               <w:t xml:space="preserve">Technicien SAV — 06 12 34 56 78 · j.durand@bfr-systems.fr</w:t>
+            </w:r>
+          </w:p>
+        </w:tc>
+      </w:tr>
+      <w:tr>
+        <w:tc>
+          <w:tcPr>
+            <w:tcW w:w="4500" w:type="dxa"/>
+            <w:vAlign w:val="center"/>
+          </w:tcPr>
+          <w:p>
+            <w:pPr>
+              <w:spacing w:before="20" w:after="20"/>
+            </w:pPr>
+            <w:r>
+              <w:t xml:space="preserve"/>
+            </w:r>
+          </w:p>
+        </w:tc>
+        <w:tc>
+          <w:tcPr>
+            <w:tcW w:w="4500" w:type="dxa"/>
+            <w:vAlign w:val="center"/>
+          </w:tcPr>
+          <w:p>
+            <w:pPr>
+              <w:spacing w:before="20" w:after="20"/>
+            </w:pPr>
+            <w:r>
+              <w:t xml:space="preserve">Accompagné de : Thomas BERNARD</w:t>
             </w:r>
           </w:p>
         </w:tc>

--- a/exemples/CR-exemple-demonstration.docx
+++ b/exemples/CR-exemple-demonstration.docx
@@ -704,6 +704,139 @@
           </w:p>
         </w:tc>
       </w:tr>
+      <w:tr>
+        <w:tc>
+          <w:tcPr>
+            <w:tcW w:w="1620" w:type="dxa"/>
+            <w:vAlign w:val="center"/>
+          </w:tcPr>
+          <w:p>
+            <w:pPr>
+              <w:spacing w:before="20" w:after="20"/>
+            </w:pPr>
+            <w:r>
+              <w:rPr>
+                <w:b/>
+              </w:rPr>
+              <w:t xml:space="preserve">Trajet aller</w:t>
+            </w:r>
+          </w:p>
+        </w:tc>
+        <w:tc>
+          <w:tcPr>
+            <w:tcW w:w="2880" w:type="dxa"/>
+            <w:vAlign w:val="center"/>
+          </w:tcPr>
+          <w:p>
+            <w:pPr>
+              <w:spacing w:before="20" w:after="20"/>
+            </w:pPr>
+            <w:r>
+              <w:t xml:space="preserve">06:45 - 08:15 (1 h 30)</w:t>
+            </w:r>
+          </w:p>
+        </w:tc>
+        <w:tc>
+          <w:tcPr>
+            <w:tcW w:w="1620" w:type="dxa"/>
+            <w:vAlign w:val="center"/>
+          </w:tcPr>
+          <w:p>
+            <w:pPr>
+              <w:spacing w:before="20" w:after="20"/>
+            </w:pPr>
+            <w:r>
+              <w:rPr>
+                <w:b/>
+              </w:rPr>
+              <w:t xml:space="preserve">Trajet retour (estimé)</w:t>
+            </w:r>
+          </w:p>
+        </w:tc>
+        <w:tc>
+          <w:tcPr>
+            <w:tcW w:w="2880" w:type="dxa"/>
+            <w:vAlign w:val="center"/>
+          </w:tcPr>
+          <w:p>
+            <w:pPr>
+              <w:spacing w:before="20" w:after="20"/>
+            </w:pPr>
+            <w:r>
+              <w:t xml:space="preserve">~15:40 - ~17:10 (1 h 30 [estimé])</w:t>
+            </w:r>
+          </w:p>
+        </w:tc>
+      </w:tr>
+      <w:tr>
+        <w:tc>
+          <w:tcPr>
+            <w:tcW w:w="1620" w:type="dxa"/>
+            <w:vAlign w:val="center"/>
+          </w:tcPr>
+          <w:p>
+            <w:pPr>
+              <w:spacing w:before="20" w:after="20"/>
+            </w:pPr>
+            <w:r>
+              <w:rPr>
+                <w:b/>
+              </w:rPr>
+              <w:t xml:space="preserve">Total déplacement</w:t>
+            </w:r>
+          </w:p>
+        </w:tc>
+        <w:tc>
+          <w:tcPr>
+            <w:tcW w:w="2880" w:type="dxa"/>
+            <w:vAlign w:val="center"/>
+          </w:tcPr>
+          <w:p>
+            <w:pPr>
+              <w:spacing w:before="20" w:after="20"/>
+            </w:pPr>
+            <w:r>
+              <w:t xml:space="preserve">3 h 00 (3,00 h)</w:t>
+            </w:r>
+          </w:p>
+        </w:tc>
+        <w:tc>
+          <w:tcPr>
+            <w:tcW w:w="1620" w:type="dxa"/>
+            <w:vAlign w:val="center"/>
+            <w:shd w:val="clear" w:fill="E8EFFA"/>
+          </w:tcPr>
+          <w:p>
+            <w:pPr>
+              <w:spacing w:before="20" w:after="20"/>
+            </w:pPr>
+            <w:r>
+              <w:rPr>
+                <w:b/>
+              </w:rPr>
+              <w:t xml:space="preserve">Total général (site + route)</w:t>
+            </w:r>
+          </w:p>
+        </w:tc>
+        <w:tc>
+          <w:tcPr>
+            <w:tcW w:w="2880" w:type="dxa"/>
+            <w:vAlign w:val="center"/>
+            <w:shd w:val="clear" w:fill="E8EFFA"/>
+          </w:tcPr>
+          <w:p>
+            <w:pPr>
+              <w:spacing w:before="20" w:after="20"/>
+            </w:pPr>
+            <w:r>
+              <w:rPr>
+                <w:b/>
+              </w:rPr>
+              <w:t xml:space="preserve">18 h 00 (18,00 h)</w:t>
+            </w:r>
+          </w:p>
+        </w:tc>
+      </w:tr>
     </w:tbl>
     <w:p>
       <w:pPr>
@@ -1631,6 +1764,11 @@
       </w:r>
     </w:p>
     <w:p>
+      <w:r>
+        <w:br w:type="page"/>
+      </w:r>
+    </w:p>
+    <w:p>
       <w:pPr>
         <w:keepNext/>
         <w:spacing w:before="240" w:after="120"/>
@@ -1650,28 +1788,28 @@
           <w:color w:val="FFFFFF"/>
           <w:sz w:val="26"/>
         </w:rPr>
-        <w:t xml:space="preserve">2. Sécurité et urgences</w:t>
-      </w:r>
-    </w:p>
-    <w:p>
-      <w:pPr>
-        <w:spacing w:before="160" w:after="40"/>
+        <w:t xml:space="preserve">2. Sécurité et urgences — Évènement 1 / 2</w:t>
+      </w:r>
+    </w:p>
+    <w:p>
+      <w:pPr>
+        <w:spacing w:before="140" w:after="50"/>
       </w:pPr>
       <w:r>
         <w:rPr>
           <w:b/>
           <w:sz w:val="22"/>
-          <w:color w:val="0B3D91"/>
-        </w:rPr>
-        <w:t xml:space="preserve">🔧 Mécanique</w:t>
+          <w:color w:val="332E72"/>
+        </w:rPr>
+        <w:t xml:space="preserve">Mécanique</w:t>
       </w:r>
       <w:r>
         <w:rPr>
           <w:b/>
           <w:sz w:val="20"/>
-          <w:color w:val="0284C7"/>
-        </w:rPr>
-        <w:t xml:space="preserve">   [⚙️ Presse hydraulique 120 T]</w:t>
+          <w:color w:val="06BAF2"/>
+        </w:rPr>
+        <w:t xml:space="preserve">   [Presse hydraulique 120 T]</w:t>
       </w:r>
       <w:r>
         <w:rPr>
@@ -1691,7 +1829,7 @@
     </w:p>
     <w:p>
       <w:pPr>
-        <w:spacing w:before="0" w:after="60"/>
+        <w:spacing w:before="0" w:after="80"/>
         <w:pBdr>
           <w:top w:val="single" w:sz="6" w:color="BFD0E8"/>
           <w:left w:val="single" w:sz="12" w:color="0B3D91"/>
@@ -1715,7 +1853,7 @@
       <w:r>
         <w:drawing>
           <wp:inline distT="0" distB="0" distL="0" distR="0">
-            <wp:extent cx="4680000" cy="3510000"/>
+            <wp:extent cx="4560000" cy="3420000"/>
             <wp:docPr id="1" name="Image 1"/>
             <a:graphic>
               <a:graphicData uri="http://schemas.openxmlformats.org/drawingml/2006/picture">
@@ -1733,7 +1871,7 @@
                   <pic:spPr>
                     <a:xfrm>
                       <a:off x="0" y="0"/>
-                      <a:ext cx="4680000" cy="3510000"/>
+                      <a:ext cx="4560000" cy="3420000"/>
                     </a:xfrm>
                     <a:prstGeom prst="rect">
                       <a:avLst/>
@@ -1761,49 +1899,8 @@
       </w:r>
     </w:p>
     <w:p>
-      <w:pPr>
-        <w:spacing w:before="160" w:after="40"/>
-      </w:pPr>
-      <w:r>
-        <w:rPr>
-          <w:b/>
-          <w:sz w:val="22"/>
-          <w:color w:val="0B3D91"/>
-        </w:rPr>
-        <w:t xml:space="preserve">⚡ Électrique</w:t>
-      </w:r>
-      <w:r>
-        <w:rPr>
-          <w:b/>
-          <w:sz w:val="20"/>
-          <w:color w:val="B91C1C"/>
-        </w:rPr>
-        <w:t xml:space="preserve">   [PROBLÈME DE SÉCURITÉ]</w:t>
-      </w:r>
-      <w:r>
-        <w:rPr>
-          <w:sz w:val="18"/>
-          <w:color w:val="94A3B8"/>
-        </w:rPr>
-        <w:t xml:space="preserve">   14:30</w:t>
-      </w:r>
-    </w:p>
-    <w:p>
-      <w:pPr>
-        <w:spacing w:before="0" w:after="60"/>
-        <w:pBdr>
-          <w:top w:val="single" w:sz="6" w:color="BFD0E8"/>
-          <w:left w:val="single" w:sz="12" w:color="0B3D91"/>
-          <w:bottom w:val="single" w:sz="6" w:color="BFD0E8"/>
-          <w:right w:val="single" w:sz="6" w:color="BFD0E8"/>
-        </w:pBdr>
-        <w:shd w:val="clear" w:fill="F2F7FD"/>
-      </w:pPr>
-      <w:r>
-        <w:rPr>
-          <w:sz w:val="20"/>
-        </w:rPr>
-        <w:t xml:space="preserve">Absence de bac de récupération sous le groupe hydraulique et traces d'huile au sol devant l'armoire : risque de glissade signalé au responsable maintenance, zone balisée dans l'attente de la mise en conformité. Point à traiter avant la reprise de production en 3×8.</w:t>
+      <w:r>
+        <w:br w:type="page"/>
       </w:r>
     </w:p>
     <w:p>
@@ -1826,48 +1923,40 @@
           <w:color w:val="FFFFFF"/>
           <w:sz w:val="26"/>
         </w:rPr>
-        <w:t xml:space="preserve">3. Points de priorité haute</w:t>
-      </w:r>
-    </w:p>
-    <w:p>
-      <w:pPr>
-        <w:spacing w:before="160" w:after="40"/>
+        <w:t xml:space="preserve">2. Sécurité et urgences — Évènement 2 / 2</w:t>
+      </w:r>
+    </w:p>
+    <w:p>
+      <w:pPr>
+        <w:spacing w:before="140" w:after="50"/>
       </w:pPr>
       <w:r>
         <w:rPr>
           <w:b/>
           <w:sz w:val="22"/>
-          <w:color w:val="0B3D91"/>
-        </w:rPr>
-        <w:t xml:space="preserve">🔧 Mécanique</w:t>
+          <w:color w:val="332E72"/>
+        </w:rPr>
+        <w:t xml:space="preserve">Électrique</w:t>
       </w:r>
       <w:r>
         <w:rPr>
           <w:b/>
           <w:sz w:val="20"/>
-          <w:color w:val="0284C7"/>
-        </w:rPr>
-        <w:t xml:space="preserve">   [⚙️ Presse hydraulique 120 T]</w:t>
-      </w:r>
-      <w:r>
-        <w:rPr>
-          <w:b/>
-          <w:sz w:val="20"/>
-          <w:color w:val="B45309"/>
-        </w:rPr>
-        <w:t xml:space="preserve">   [PRIORITÉ HAUTE]</w:t>
+          <w:color w:val="B91C1C"/>
+        </w:rPr>
+        <w:t xml:space="preserve">   [PROBLÈME DE SÉCURITÉ]</w:t>
       </w:r>
       <w:r>
         <w:rPr>
           <w:sz w:val="18"/>
           <w:color w:val="94A3B8"/>
         </w:rPr>
-        <w:t xml:space="preserve">   10:05</w:t>
-      </w:r>
-    </w:p>
-    <w:p>
-      <w:pPr>
-        <w:spacing w:before="0" w:after="60"/>
+        <w:t xml:space="preserve">   14:30</w:t>
+      </w:r>
+    </w:p>
+    <w:p>
+      <w:pPr>
+        <w:spacing w:before="0" w:after="80"/>
         <w:pBdr>
           <w:top w:val="single" w:sz="6" w:color="BFD0E8"/>
           <w:left w:val="single" w:sz="12" w:color="0B3D91"/>
@@ -1880,6 +1969,88 @@
         <w:rPr>
           <w:sz w:val="20"/>
         </w:rPr>
+        <w:t xml:space="preserve">Absence de bac de récupération sous le groupe hydraulique et traces d'huile au sol devant l'armoire : risque de glissade signalé au responsable maintenance, zone balisée dans l'attente de la mise en conformité. Point à traiter avant la reprise de production en 3×8.</w:t>
+      </w:r>
+    </w:p>
+    <w:p>
+      <w:r>
+        <w:br w:type="page"/>
+      </w:r>
+    </w:p>
+    <w:p>
+      <w:pPr>
+        <w:keepNext/>
+        <w:spacing w:before="240" w:after="120"/>
+        <w:pBdr>
+          <w:top w:val="single" w:sz="4" w:color="06BAF2"/>
+          <w:left w:val="single" w:sz="4" w:color="06BAF2"/>
+          <w:bottom w:val="single" w:sz="4" w:color="06BAF2"/>
+          <w:right w:val="single" w:sz="4" w:color="06BAF2"/>
+        </w:pBdr>
+        <w:shd w:val="clear" w:fill="06BAF2"/>
+        <w:jc w:val="left"/>
+      </w:pPr>
+      <w:r>
+        <w:rPr>
+          <w:b/>
+          <w:smallCaps/>
+          <w:color w:val="FFFFFF"/>
+          <w:sz w:val="26"/>
+        </w:rPr>
+        <w:t xml:space="preserve">3. Points de priorité haute</w:t>
+      </w:r>
+    </w:p>
+    <w:p>
+      <w:pPr>
+        <w:spacing w:before="140" w:after="50"/>
+      </w:pPr>
+      <w:r>
+        <w:rPr>
+          <w:b/>
+          <w:sz w:val="22"/>
+          <w:color w:val="332E72"/>
+        </w:rPr>
+        <w:t xml:space="preserve">Mécanique</w:t>
+      </w:r>
+      <w:r>
+        <w:rPr>
+          <w:b/>
+          <w:sz w:val="20"/>
+          <w:color w:val="06BAF2"/>
+        </w:rPr>
+        <w:t xml:space="preserve">   [Presse hydraulique 120 T]</w:t>
+      </w:r>
+      <w:r>
+        <w:rPr>
+          <w:b/>
+          <w:sz w:val="20"/>
+          <w:color w:val="B45309"/>
+        </w:rPr>
+        <w:t xml:space="preserve">   [PRIORITÉ HAUTE]</w:t>
+      </w:r>
+      <w:r>
+        <w:rPr>
+          <w:sz w:val="18"/>
+          <w:color w:val="94A3B8"/>
+        </w:rPr>
+        <w:t xml:space="preserve">   10:05</w:t>
+      </w:r>
+    </w:p>
+    <w:p>
+      <w:pPr>
+        <w:spacing w:before="0" w:after="80"/>
+        <w:pBdr>
+          <w:top w:val="single" w:sz="6" w:color="BFD0E8"/>
+          <w:left w:val="single" w:sz="12" w:color="0B3D91"/>
+          <w:bottom w:val="single" w:sz="6" w:color="BFD0E8"/>
+          <w:right w:val="single" w:sz="6" w:color="BFD0E8"/>
+        </w:pBdr>
+        <w:shd w:val="clear" w:fill="F2F7FD"/>
+      </w:pPr>
+      <w:r>
+        <w:rPr>
+          <w:sz w:val="20"/>
+        </w:rPr>
         <w:t xml:space="preserve">Courroie trapézoïdale de l'entraînement de pompe détendue : flèche mesurée 12 mm pour 8 mm maximum. Craquelures visibles et dépôt de gomme sur la gorge de poulie. Courroie remplacée (XPB 2360) et tension réglée à 7 mm.</w:t>
       </w:r>
     </w:p>
@@ -1891,7 +2062,7 @@
       <w:r>
         <w:drawing>
           <wp:inline distT="0" distB="0" distL="0" distR="0">
-            <wp:extent cx="4680000" cy="3510000"/>
+            <wp:extent cx="4560000" cy="3420000"/>
             <wp:docPr id="2" name="Image 2"/>
             <a:graphic>
               <a:graphicData uri="http://schemas.openxmlformats.org/drawingml/2006/picture">
@@ -1909,7 +2080,7 @@
                   <pic:spPr>
                     <a:xfrm>
                       <a:off x="0" y="0"/>
-                      <a:ext cx="4680000" cy="3510000"/>
+                      <a:ext cx="4560000" cy="3420000"/>
                     </a:xfrm>
                     <a:prstGeom prst="rect">
                       <a:avLst/>
@@ -1937,6 +2108,11 @@
       </w:r>
     </w:p>
     <w:p>
+      <w:r>
+        <w:br w:type="page"/>
+      </w:r>
+    </w:p>
+    <w:p>
       <w:pPr>
         <w:keepNext/>
         <w:spacing w:before="240" w:after="120"/>
@@ -1956,28 +2132,28 @@
           <w:color w:val="FFFFFF"/>
           <w:sz w:val="26"/>
         </w:rPr>
-        <w:t xml:space="preserve">4. Points de priorité basse</w:t>
-      </w:r>
-    </w:p>
-    <w:p>
-      <w:pPr>
-        <w:spacing w:before="160" w:after="40"/>
+        <w:t xml:space="preserve">4. Points de priorité basse — Évènement 1 / 2</w:t>
+      </w:r>
+    </w:p>
+    <w:p>
+      <w:pPr>
+        <w:spacing w:before="140" w:after="50"/>
       </w:pPr>
       <w:r>
         <w:rPr>
           <w:b/>
           <w:sz w:val="22"/>
-          <w:color w:val="0B3D91"/>
-        </w:rPr>
-        <w:t xml:space="preserve">⚡ Électrique</w:t>
+          <w:color w:val="332E72"/>
+        </w:rPr>
+        <w:t xml:space="preserve">Électrique</w:t>
       </w:r>
       <w:r>
         <w:rPr>
           <w:b/>
           <w:sz w:val="20"/>
-          <w:color w:val="0284C7"/>
-        </w:rPr>
-        <w:t xml:space="preserve">   [⚙️ Convoyeur d'évacuation C40]</w:t>
+          <w:color w:val="06BAF2"/>
+        </w:rPr>
+        <w:t xml:space="preserve">   [Convoyeur d'évacuation C40]</w:t>
       </w:r>
       <w:r>
         <w:rPr>
@@ -1997,7 +2173,7 @@
     </w:p>
     <w:p>
       <w:pPr>
-        <w:spacing w:before="0" w:after="60"/>
+        <w:spacing w:before="0" w:after="80"/>
         <w:pBdr>
           <w:top w:val="single" w:sz="6" w:color="BFD0E8"/>
           <w:left w:val="single" w:sz="12" w:color="0B3D91"/>
@@ -2021,7 +2197,7 @@
       <w:r>
         <w:drawing>
           <wp:inline distT="0" distB="0" distL="0" distR="0">
-            <wp:extent cx="4680000" cy="3510000"/>
+            <wp:extent cx="4560000" cy="3420000"/>
             <wp:docPr id="3" name="Image 3"/>
             <a:graphic>
               <a:graphicData uri="http://schemas.openxmlformats.org/drawingml/2006/picture">
@@ -2039,7 +2215,7 @@
                   <pic:spPr>
                     <a:xfrm>
                       <a:off x="0" y="0"/>
-                      <a:ext cx="4680000" cy="3510000"/>
+                      <a:ext cx="4560000" cy="3420000"/>
                     </a:xfrm>
                     <a:prstGeom prst="rect">
                       <a:avLst/>
@@ -2067,49 +2243,8 @@
       </w:r>
     </w:p>
     <w:p>
-      <w:pPr>
-        <w:spacing w:before="160" w:after="40"/>
-      </w:pPr>
-      <w:r>
-        <w:rPr>
-          <w:b/>
-          <w:sz w:val="22"/>
-          <w:color w:val="0B3D91"/>
-        </w:rPr>
-        <w:t xml:space="preserve">🔧 Mécanique</w:t>
-      </w:r>
-      <w:r>
-        <w:rPr>
-          <w:b/>
-          <w:sz w:val="20"/>
-          <w:color w:val="1D4ED8"/>
-        </w:rPr>
-        <w:t xml:space="preserve">   [PRIORITÉ BASSE]</w:t>
-      </w:r>
-      <w:r>
-        <w:rPr>
-          <w:sz w:val="18"/>
-          <w:color w:val="94A3B8"/>
-        </w:rPr>
-        <w:t xml:space="preserve">   13:40</w:t>
-      </w:r>
-    </w:p>
-    <w:p>
-      <w:pPr>
-        <w:spacing w:before="0" w:after="60"/>
-        <w:pBdr>
-          <w:top w:val="single" w:sz="6" w:color="BFD0E8"/>
-          <w:left w:val="single" w:sz="12" w:color="0B3D91"/>
-          <w:bottom w:val="single" w:sz="6" w:color="BFD0E8"/>
-          <w:right w:val="single" w:sz="6" w:color="BFD0E8"/>
-        </w:pBdr>
-        <w:shd w:val="clear" w:fill="F2F7FD"/>
-      </w:pPr>
-      <w:r>
-        <w:rPr>
-          <w:sz w:val="20"/>
-        </w:rPr>
-        <w:t xml:space="preserve">Quatre silentblocs de fixation moteur fissurés (déformation visible) et deux points de graissage des paliers non réalisés depuis plus de 6 mois. Graissage complet effectué, silentblocs à remplacer sous 1 mois.</w:t>
+      <w:r>
+        <w:br w:type="page"/>
       </w:r>
     </w:p>
     <w:p>
@@ -2132,48 +2267,40 @@
           <w:color w:val="FFFFFF"/>
           <w:sz w:val="26"/>
         </w:rPr>
-        <w:t xml:space="preserve">5. Informations complémentaires</w:t>
-      </w:r>
-    </w:p>
-    <w:p>
-      <w:pPr>
-        <w:spacing w:before="160" w:after="40"/>
+        <w:t xml:space="preserve">4. Points de priorité basse — Évènement 2 / 2</w:t>
+      </w:r>
+    </w:p>
+    <w:p>
+      <w:pPr>
+        <w:spacing w:before="140" w:after="50"/>
       </w:pPr>
       <w:r>
         <w:rPr>
           <w:b/>
           <w:sz w:val="22"/>
-          <w:color w:val="0B3D91"/>
-        </w:rPr>
-        <w:t xml:space="preserve">🤖 Automatisme</w:t>
+          <w:color w:val="332E72"/>
+        </w:rPr>
+        <w:t xml:space="preserve">Mécanique</w:t>
       </w:r>
       <w:r>
         <w:rPr>
           <w:b/>
           <w:sz w:val="20"/>
-          <w:color w:val="0284C7"/>
-        </w:rPr>
-        <w:t xml:space="preserve">   [⚙️ Convoyeur d'évacuation C40]</w:t>
-      </w:r>
-      <w:r>
-        <w:rPr>
-          <w:b/>
-          <w:sz w:val="20"/>
-          <w:color w:val="475569"/>
-        </w:rPr>
-        <w:t xml:space="preserve">   [INFORMATIF]</w:t>
+          <w:color w:val="1D4ED8"/>
+        </w:rPr>
+        <w:t xml:space="preserve">   [PRIORITÉ BASSE]</w:t>
       </w:r>
       <w:r>
         <w:rPr>
           <w:sz w:val="18"/>
           <w:color w:val="94A3B8"/>
         </w:rPr>
-        <w:t xml:space="preserve">   14:05</w:t>
-      </w:r>
-    </w:p>
-    <w:p>
-      <w:pPr>
-        <w:spacing w:before="0" w:after="60"/>
+        <w:t xml:space="preserve">   13:40</w:t>
+      </w:r>
+    </w:p>
+    <w:p>
+      <w:pPr>
+        <w:spacing w:before="0" w:after="80"/>
         <w:pBdr>
           <w:top w:val="single" w:sz="6" w:color="BFD0E8"/>
           <w:left w:val="single" w:sz="12" w:color="0B3D91"/>
@@ -2186,7 +2313,94 @@
         <w:rPr>
           <w:sz w:val="20"/>
         </w:rPr>
+        <w:t xml:space="preserve">Quatre silentblocs de fixation moteur fissurés (déformation visible) et deux points de graissage des paliers non réalisés depuis plus de 6 mois. Graissage complet effectué, silentblocs à remplacer sous 1 mois.</w:t>
+      </w:r>
+    </w:p>
+    <w:p>
+      <w:r>
+        <w:br w:type="page"/>
+      </w:r>
+    </w:p>
+    <w:p>
+      <w:pPr>
+        <w:keepNext/>
+        <w:spacing w:before="240" w:after="120"/>
+        <w:pBdr>
+          <w:top w:val="single" w:sz="4" w:color="06BAF2"/>
+          <w:left w:val="single" w:sz="4" w:color="06BAF2"/>
+          <w:bottom w:val="single" w:sz="4" w:color="06BAF2"/>
+          <w:right w:val="single" w:sz="4" w:color="06BAF2"/>
+        </w:pBdr>
+        <w:shd w:val="clear" w:fill="06BAF2"/>
+        <w:jc w:val="left"/>
+      </w:pPr>
+      <w:r>
+        <w:rPr>
+          <w:b/>
+          <w:smallCaps/>
+          <w:color w:val="FFFFFF"/>
+          <w:sz w:val="26"/>
+        </w:rPr>
+        <w:t xml:space="preserve">5. Informations complémentaires</w:t>
+      </w:r>
+    </w:p>
+    <w:p>
+      <w:pPr>
+        <w:spacing w:before="140" w:after="50"/>
+      </w:pPr>
+      <w:r>
+        <w:rPr>
+          <w:b/>
+          <w:sz w:val="22"/>
+          <w:color w:val="332E72"/>
+        </w:rPr>
+        <w:t xml:space="preserve">Automatisme</w:t>
+      </w:r>
+      <w:r>
+        <w:rPr>
+          <w:b/>
+          <w:sz w:val="20"/>
+          <w:color w:val="06BAF2"/>
+        </w:rPr>
+        <w:t xml:space="preserve">   [Convoyeur d'évacuation C40]</w:t>
+      </w:r>
+      <w:r>
+        <w:rPr>
+          <w:b/>
+          <w:sz w:val="20"/>
+          <w:color w:val="475569"/>
+        </w:rPr>
+        <w:t xml:space="preserve">   [INFORMATIF]</w:t>
+      </w:r>
+      <w:r>
+        <w:rPr>
+          <w:sz w:val="18"/>
+          <w:color w:val="94A3B8"/>
+        </w:rPr>
+        <w:t xml:space="preserve">   14:05</w:t>
+      </w:r>
+    </w:p>
+    <w:p>
+      <w:pPr>
+        <w:spacing w:before="0" w:after="80"/>
+        <w:pBdr>
+          <w:top w:val="single" w:sz="6" w:color="BFD0E8"/>
+          <w:left w:val="single" w:sz="12" w:color="0B3D91"/>
+          <w:bottom w:val="single" w:sz="6" w:color="BFD0E8"/>
+          <w:right w:val="single" w:sz="6" w:color="BFD0E8"/>
+        </w:pBdr>
+        <w:shd w:val="clear" w:fill="F2F7FD"/>
+      </w:pPr>
+      <w:r>
+        <w:rPr>
+          <w:sz w:val="20"/>
+        </w:rPr>
         <w:t xml:space="preserve">Automate S7-300 : paramètres de l'IHM conformes, sauvegarde du programme vérifiée sur la carte mémoire. Le compteur de cycles affiche 1 942 000 cycles pour une maintenance préventive conseillée à 2 000 000 : à programmer au prochain arrêt.</w:t>
+      </w:r>
+    </w:p>
+    <w:p>
+      <w:r>
+        <w:br w:type="page"/>
       </w:r>
     </w:p>
     <w:p>
@@ -2504,7 +2718,7 @@
       <w:r>
         <w:drawing>
           <wp:inline distT="0" distB="0" distL="0" distR="0">
-            <wp:extent cx="4680000" cy="3510000"/>
+            <wp:extent cx="4080000" cy="3060000"/>
             <wp:docPr id="4" name="Image 4"/>
             <a:graphic>
               <a:graphicData uri="http://schemas.openxmlformats.org/drawingml/2006/picture">
@@ -2522,7 +2736,7 @@
                   <pic:spPr>
                     <a:xfrm>
                       <a:off x="0" y="0"/>
-                      <a:ext cx="4680000" cy="3510000"/>
+                      <a:ext cx="4080000" cy="3060000"/>
                     </a:xfrm>
                     <a:prstGeom prst="rect">
                       <a:avLst/>
@@ -2557,7 +2771,7 @@
       <w:r>
         <w:drawing>
           <wp:inline distT="0" distB="0" distL="0" distR="0">
-            <wp:extent cx="4680000" cy="3510000"/>
+            <wp:extent cx="4080000" cy="3060000"/>
             <wp:docPr id="5" name="Image 5"/>
             <a:graphic>
               <a:graphicData uri="http://schemas.openxmlformats.org/drawingml/2006/picture">
@@ -2575,7 +2789,7 @@
                   <pic:spPr>
                     <a:xfrm>
                       <a:off x="0" y="0"/>
-                      <a:ext cx="4680000" cy="3510000"/>
+                      <a:ext cx="4080000" cy="3060000"/>
                     </a:xfrm>
                     <a:prstGeom prst="rect">
                       <a:avLst/>
@@ -2640,7 +2854,7 @@
         <w:rPr>
           <w:sz w:val="19"/>
         </w:rPr>
-        <w:t xml:space="preserve">Le client reconnaît avoir pris connaissance du présent rapport, avoir reçu les explications du technicien et accepte les constats et travaux décrits. La signature du client vaut pour acceptation du devis final et validation des pièces de rechange ci-dessus.</w:t>
+        <w:t xml:space="preserve">Le client reconnaît avoir pris connaissance du présent rapport, avoir reçu les explications du technicien et accepte les constats et travaux décrits. La signature du client vaut pour acceptation du devis final et validation des pièces de rechange ci-dessus. La durée du trajet retour est estimée sur la base du trajet aller constaté.</w:t>
       </w:r>
     </w:p>
     <w:tbl>

--- a/exemples/CR-exemple-demonstration.docx
+++ b/exemples/CR-exemple-demonstration.docx
@@ -33,20 +33,20 @@
             <w:r>
               <w:rPr>
                 <w:b/>
-                <w:sz w:val="24"/>
+                <w:sz w:val="26"/>
               </w:rPr>
               <w:t xml:space="preserve">SOTRAL INDUSTRIE SAS</w:t>
             </w:r>
             <w:r>
               <w:rPr>
-                <w:sz w:val="20"/>
+                <w:sz w:val="21"/>
               </w:rPr>
               <w:br/>
               <w:t xml:space="preserve">p.riviere@sotral-industrie.fr</w:t>
             </w:r>
             <w:r>
               <w:rPr>
-                <w:sz w:val="24"/>
+                <w:sz w:val="25"/>
               </w:rPr>
               <w:br/>
               <w:t xml:space="preserve">Tél. 04 78 55 44 33</w:t>
@@ -101,6 +101,7 @@
       </w:pPr>
       <w:r>
         <w:rPr>
+          <w:rFonts w:ascii="Poppins" w:hAnsi="Poppins" w:cs="Poppins"/>
           <w:b/>
           <w:sz w:val="60"/>
           <w:color w:val="06BAF2"/>
@@ -115,6 +116,7 @@
       </w:pPr>
       <w:r>
         <w:rPr>
+          <w:rFonts w:ascii="Poppins" w:hAnsi="Poppins" w:cs="Poppins"/>
           <w:b/>
           <w:sz w:val="44"/>
           <w:color w:val="06BAF2"/>
@@ -139,34 +141,99 @@
       </w:pPr>
       <w:r>
         <w:rPr>
+          <w:rFonts w:ascii="Poppins" w:hAnsi="Poppins" w:cs="Poppins"/>
+          <w:sz w:val="21"/>
+          <w:color w:val="58595B"/>
+        </w:rPr>
+        <w:t xml:space="preserve">Votre contact :</w:t>
+      </w:r>
+    </w:p>
+    <w:p>
+      <w:pPr>
+        <w:spacing w:before="0" w:after="20"/>
+      </w:pPr>
+      <w:r>
+        <w:rPr>
+          <w:rFonts w:ascii="Poppins" w:hAnsi="Poppins" w:cs="Poppins"/>
+          <w:b/>
+          <w:sz w:val="25"/>
+        </w:rPr>
+        <w:t xml:space="preserve">Julien DURAND</w:t>
+      </w:r>
+    </w:p>
+    <w:p>
+      <w:pPr>
+        <w:spacing w:before="0" w:after="0"/>
+      </w:pPr>
+      <w:r>
+        <w:rPr>
+          <w:sz w:val="21"/>
+          <w:color w:val="58595B"/>
+        </w:rPr>
+        <w:t xml:space="preserve">Technicien SAV</w:t>
+      </w:r>
+    </w:p>
+    <w:p>
+      <w:pPr>
+        <w:spacing w:before="0" w:after="0"/>
+      </w:pPr>
+      <w:r>
+        <w:rPr>
+          <w:sz w:val="21"/>
+          <w:color w:val="58595B"/>
+        </w:rPr>
+        <w:t xml:space="preserve">j.durand@bfr-systems.fr</w:t>
+      </w:r>
+    </w:p>
+    <w:p>
+      <w:pPr>
+        <w:spacing w:before="0" w:after="0"/>
+      </w:pPr>
+      <w:r>
+        <w:rPr>
+          <w:sz w:val="21"/>
+          <w:color w:val="58595B"/>
+        </w:rPr>
+        <w:t xml:space="preserve">Tél. 06 12 34 56 78</w:t>
+      </w:r>
+    </w:p>
+    <w:p>
+      <w:pPr>
+        <w:spacing w:before="20" w:after="20"/>
+      </w:pPr>
+      <w:r>
+        <w:rPr>
+          <w:rFonts w:ascii="Poppins" w:hAnsi="Poppins" w:cs="Poppins"/>
+          <w:b/>
           <w:sz w:val="20"/>
           <w:color w:val="58595B"/>
         </w:rPr>
-        <w:t xml:space="preserve">Votre contact :</w:t>
-      </w:r>
-    </w:p>
-    <w:p>
-      <w:pPr>
-        <w:spacing w:before="0" w:after="20"/>
-      </w:pPr>
-      <w:r>
-        <w:rPr>
-          <w:b/>
-          <w:sz w:val="23"/>
-        </w:rPr>
-        <w:t xml:space="preserve">Julien DURAND</w:t>
-      </w:r>
-    </w:p>
-    <w:p>
-      <w:pPr>
-        <w:spacing w:before="0" w:after="0"/>
-      </w:pPr>
+        <w:t xml:space="preserve">Accompagné de : </w:t>
+      </w:r>
       <w:r>
         <w:rPr>
           <w:sz w:val="20"/>
           <w:color w:val="58595B"/>
         </w:rPr>
-        <w:t xml:space="preserve">Technicien SAV</w:t>
+        <w:t xml:space="preserve">Thomas BERNARD</w:t>
+      </w:r>
+    </w:p>
+    <w:p>
+      <w:r>
+        <w:br w:type="page"/>
+      </w:r>
+    </w:p>
+    <w:p>
+      <w:pPr>
+        <w:spacing w:before="0" w:after="20"/>
+      </w:pPr>
+      <w:r>
+        <w:rPr>
+          <w:rFonts w:ascii="Poppins" w:hAnsi="Poppins" w:cs="Poppins"/>
+          <w:b/>
+          <w:sz w:val="25"/>
+        </w:rPr>
+        <w:t xml:space="preserve">SOTRAL INDUSTRIE SAS</w:t>
       </w:r>
     </w:p>
     <w:p>
@@ -175,93 +242,32 @@
       </w:pPr>
       <w:r>
         <w:rPr>
-          <w:sz w:val="20"/>
+          <w:sz w:val="21"/>
           <w:color w:val="58595B"/>
         </w:rPr>
-        <w:t xml:space="preserve">j.durand@bfr-systems.fr</w:t>
-      </w:r>
-    </w:p>
-    <w:p>
-      <w:pPr>
-        <w:spacing w:before="0" w:after="0"/>
-      </w:pPr>
-      <w:r>
-        <w:rPr>
-          <w:sz w:val="20"/>
+        <w:t xml:space="preserve">45 av. des Frères Lumière, 69120 Vaulx-en-Velin</w:t>
+      </w:r>
+    </w:p>
+    <w:p>
+      <w:pPr>
+        <w:spacing w:before="0" w:after="140"/>
+      </w:pPr>
+      <w:r>
+        <w:rPr>
+          <w:sz w:val="12"/>
+        </w:rPr>
+        <w:t xml:space="preserve"/>
+      </w:r>
+    </w:p>
+    <w:p>
+      <w:pPr>
+        <w:spacing w:before="0" w:after="60"/>
+      </w:pPr>
+      <w:r>
+        <w:rPr>
+          <w:sz w:val="21"/>
           <w:color w:val="58595B"/>
         </w:rPr>
-        <w:t xml:space="preserve">Tél. 06 12 34 56 78</w:t>
-      </w:r>
-    </w:p>
-    <w:p>
-      <w:pPr>
-        <w:spacing w:before="20" w:after="20"/>
-      </w:pPr>
-      <w:r>
-        <w:rPr>
-          <w:b/>
-          <w:sz w:val="19"/>
-          <w:color w:val="58595B"/>
-        </w:rPr>
-        <w:t xml:space="preserve">Accompagné de : </w:t>
-      </w:r>
-      <w:r>
-        <w:rPr>
-          <w:sz w:val="19"/>
-          <w:color w:val="58595B"/>
-        </w:rPr>
-        <w:t xml:space="preserve">Thomas BERNARD</w:t>
-      </w:r>
-    </w:p>
-    <w:p>
-      <w:r>
-        <w:br w:type="page"/>
-      </w:r>
-    </w:p>
-    <w:p>
-      <w:pPr>
-        <w:spacing w:before="0" w:after="20"/>
-      </w:pPr>
-      <w:r>
-        <w:rPr>
-          <w:b/>
-          <w:sz w:val="23"/>
-        </w:rPr>
-        <w:t xml:space="preserve">SOTRAL INDUSTRIE SAS</w:t>
-      </w:r>
-    </w:p>
-    <w:p>
-      <w:pPr>
-        <w:spacing w:before="0" w:after="0"/>
-      </w:pPr>
-      <w:r>
-        <w:rPr>
-          <w:sz w:val="20"/>
-          <w:color w:val="58595B"/>
-        </w:rPr>
-        <w:t xml:space="preserve">45 av. des Frères Lumière, 69120 Vaulx-en-Velin</w:t>
-      </w:r>
-    </w:p>
-    <w:p>
-      <w:pPr>
-        <w:spacing w:before="0" w:after="140"/>
-      </w:pPr>
-      <w:r>
-        <w:rPr>
-          <w:sz w:val="12"/>
-        </w:rPr>
-        <w:t xml:space="preserve"/>
-      </w:r>
-    </w:p>
-    <w:p>
-      <w:pPr>
-        <w:spacing w:before="0" w:after="60"/>
-      </w:pPr>
-      <w:r>
-        <w:rPr>
-          <w:sz w:val="20"/>
-          <w:color w:val="58595B"/>
-        </w:rPr>
         <w:t xml:space="preserve">À Blyes, le 21/09/2026,</w:t>
       </w:r>
     </w:p>
@@ -271,7 +277,7 @@
       </w:pPr>
       <w:r>
         <w:rPr>
-          <w:sz w:val="20"/>
+          <w:sz w:val="22"/>
           <w:color w:val="58595B"/>
         </w:rPr>
         <w:t xml:space="preserve">À l'attention de M. Pascal Rivière,</w:t>
@@ -292,6 +298,7 @@
       </w:pPr>
       <w:r>
         <w:rPr>
+          <w:rFonts w:ascii="Poppins" w:hAnsi="Poppins" w:cs="Poppins"/>
           <w:b/>
           <w:smallCaps/>
           <w:color w:val="FFFFFF"/>
@@ -864,6 +871,7 @@
       </w:pPr>
       <w:r>
         <w:rPr>
+          <w:rFonts w:ascii="Poppins" w:hAnsi="Poppins" w:cs="Poppins"/>
           <w:b/>
           <w:smallCaps/>
           <w:color w:val="FFFFFF"/>
@@ -1061,6 +1069,7 @@
       </w:pPr>
       <w:r>
         <w:rPr>
+          <w:rFonts w:ascii="Poppins" w:hAnsi="Poppins" w:cs="Poppins"/>
           <w:b/>
           <w:smallCaps/>
           <w:color w:val="FFFFFF"/>
@@ -1448,6 +1457,7 @@
       </w:pPr>
       <w:r>
         <w:rPr>
+          <w:rFonts w:ascii="Poppins" w:hAnsi="Poppins" w:cs="Poppins"/>
           <w:b/>
           <w:smallCaps/>
           <w:color w:val="FFFFFF"/>
@@ -1700,7 +1710,7 @@
       </w:pPr>
       <w:r>
         <w:rPr>
-          <w:sz w:val="20"/>
+          <w:sz w:val="21"/>
           <w:color w:val="334155"/>
         </w:rPr>
         <w:t xml:space="preserve">Mécanique : 3   •   Électrique : 2   •   Automatisme : 1</w:t>
@@ -1712,7 +1722,7 @@
       </w:pPr>
       <w:r>
         <w:rPr>
-          <w:sz w:val="20"/>
+          <w:sz w:val="21"/>
         </w:rPr>
         <w:t xml:space="preserve">Heures passées sur site : 15 h 00 (15,00 h)   •   Photos : 5</w:t>
       </w:r>
@@ -1723,8 +1733,9 @@
       </w:pPr>
       <w:r>
         <w:rPr>
-          <w:b/>
-          <w:sz w:val="22"/>
+          <w:rFonts w:ascii="Poppins" w:hAnsi="Poppins" w:cs="Poppins"/>
+          <w:b/>
+          <w:sz w:val="23"/>
         </w:rPr>
         <w:t xml:space="preserve">Synthèse du technicien</w:t>
       </w:r>
@@ -1735,7 +1746,7 @@
       </w:pPr>
       <w:r>
         <w:rPr>
-          <w:sz w:val="20"/>
+          <w:sz w:val="21"/>
         </w:rPr>
         <w:t xml:space="preserve">Audit complet du groupe hydraulique conforme à la demande. La perte de cadence s'explique par le patinage de la courroie détendue (glissement estimé 8 à 10 %) et par la dérive thermique de l'huile (68 °C) qui fait chuter le rendement volumétrique de la pompe. Le bruit et les vibrations proviennent du roulement d'arbre principal en fin de vie. Après intervention, la machine a repris sa cadence nominale ; deux réserves subsistent : le roulement principal et la fuite au raccord de refoulement.</w:t>
       </w:r>
@@ -1746,8 +1757,9 @@
       </w:pPr>
       <w:r>
         <w:rPr>
-          <w:b/>
-          <w:sz w:val="22"/>
+          <w:rFonts w:ascii="Poppins" w:hAnsi="Poppins" w:cs="Poppins"/>
+          <w:b/>
+          <w:sz w:val="23"/>
         </w:rPr>
         <w:t xml:space="preserve">Objet / demande du client</w:t>
       </w:r>
@@ -1758,7 +1770,7 @@
       </w:pPr>
       <w:r>
         <w:rPr>
-          <w:sz w:val="20"/>
+          <w:sz w:val="21"/>
         </w:rPr>
         <w:t xml:space="preserve">Audit mécanique complet demandé par la maintenance : bruits anormaux et vibrations croissantes sur le groupe hydraulique, perte de cadence d'environ 15 %.</w:t>
       </w:r>
@@ -1783,6 +1795,7 @@
       </w:pPr>
       <w:r>
         <w:rPr>
+          <w:rFonts w:ascii="Poppins" w:hAnsi="Poppins" w:cs="Poppins"/>
           <w:b/>
           <w:smallCaps/>
           <w:color w:val="FFFFFF"/>
@@ -1797,31 +1810,34 @@
       </w:pPr>
       <w:r>
         <w:rPr>
-          <w:b/>
-          <w:sz w:val="22"/>
+          <w:rFonts w:ascii="Poppins" w:hAnsi="Poppins" w:cs="Poppins"/>
+          <w:b/>
+          <w:sz w:val="23"/>
           <w:color w:val="332E72"/>
         </w:rPr>
         <w:t xml:space="preserve">Mécanique</w:t>
       </w:r>
       <w:r>
         <w:rPr>
-          <w:b/>
-          <w:sz w:val="20"/>
+          <w:rFonts w:ascii="Poppins" w:hAnsi="Poppins" w:cs="Poppins"/>
+          <w:b/>
+          <w:sz w:val="21"/>
           <w:color w:val="06BAF2"/>
         </w:rPr>
         <w:t xml:space="preserve">   [Presse hydraulique 120 T]</w:t>
       </w:r>
       <w:r>
         <w:rPr>
-          <w:b/>
-          <w:sz w:val="20"/>
+          <w:rFonts w:ascii="Poppins" w:hAnsi="Poppins" w:cs="Poppins"/>
+          <w:b/>
+          <w:sz w:val="21"/>
           <w:color w:val="C2410C"/>
         </w:rPr>
         <w:t xml:space="preserve">   [URGENT]</w:t>
       </w:r>
       <w:r>
         <w:rPr>
-          <w:sz w:val="18"/>
+          <w:sz w:val="19"/>
           <w:color w:val="94A3B8"/>
         </w:rPr>
         <w:t xml:space="preserve">   09:20</w:t>
@@ -1840,7 +1856,7 @@
       </w:pPr>
       <w:r>
         <w:rPr>
-          <w:sz w:val="20"/>
+          <w:sz w:val="21"/>
         </w:rPr>
         <w:t xml:space="preserve">Roulement de l'arbre principal en fin de vie : jeu axial mesuré au comparateur 0,18 mm (0,05 mm maxi), échauffement relevé à 81 °C et bruit caractéristique à 1 450 tr/min. Remplacement à planifier sous 48 h — risque de grippage engagé sous 250 h de production.</w:t>
       </w:r>
@@ -1891,8 +1907,9 @@
       </w:pPr>
       <w:r>
         <w:rPr>
+          <w:rFonts w:ascii="Open Sans" w:hAnsi="Open Sans" w:cs="Open Sans"/>
           <w:i/>
-          <w:sz w:val="17"/>
+          <w:sz w:val="19"/>
           <w:color w:val="64748B"/>
         </w:rPr>
         <w:t xml:space="preserve">Photo 1</w:t>
@@ -1918,6 +1935,7 @@
       </w:pPr>
       <w:r>
         <w:rPr>
+          <w:rFonts w:ascii="Poppins" w:hAnsi="Poppins" w:cs="Poppins"/>
           <w:b/>
           <w:smallCaps/>
           <w:color w:val="FFFFFF"/>
@@ -1932,23 +1950,25 @@
       </w:pPr>
       <w:r>
         <w:rPr>
-          <w:b/>
-          <w:sz w:val="22"/>
+          <w:rFonts w:ascii="Poppins" w:hAnsi="Poppins" w:cs="Poppins"/>
+          <w:b/>
+          <w:sz w:val="23"/>
           <w:color w:val="332E72"/>
         </w:rPr>
         <w:t xml:space="preserve">Électrique</w:t>
       </w:r>
       <w:r>
         <w:rPr>
-          <w:b/>
-          <w:sz w:val="20"/>
+          <w:rFonts w:ascii="Poppins" w:hAnsi="Poppins" w:cs="Poppins"/>
+          <w:b/>
+          <w:sz w:val="21"/>
           <w:color w:val="B91C1C"/>
         </w:rPr>
         <w:t xml:space="preserve">   [PROBLÈME DE SÉCURITÉ]</w:t>
       </w:r>
       <w:r>
         <w:rPr>
-          <w:sz w:val="18"/>
+          <w:sz w:val="19"/>
           <w:color w:val="94A3B8"/>
         </w:rPr>
         <w:t xml:space="preserve">   14:30</w:t>
@@ -1967,7 +1987,7 @@
       </w:pPr>
       <w:r>
         <w:rPr>
-          <w:sz w:val="20"/>
+          <w:sz w:val="21"/>
         </w:rPr>
         <w:t xml:space="preserve">Absence de bac de récupération sous le groupe hydraulique et traces d'huile au sol devant l'armoire : risque de glissade signalé au responsable maintenance, zone balisée dans l'attente de la mise en conformité. Point à traiter avant la reprise de production en 3×8.</w:t>
       </w:r>
@@ -1992,6 +2012,7 @@
       </w:pPr>
       <w:r>
         <w:rPr>
+          <w:rFonts w:ascii="Poppins" w:hAnsi="Poppins" w:cs="Poppins"/>
           <w:b/>
           <w:smallCaps/>
           <w:color w:val="FFFFFF"/>
@@ -2006,31 +2027,34 @@
       </w:pPr>
       <w:r>
         <w:rPr>
-          <w:b/>
-          <w:sz w:val="22"/>
+          <w:rFonts w:ascii="Poppins" w:hAnsi="Poppins" w:cs="Poppins"/>
+          <w:b/>
+          <w:sz w:val="23"/>
           <w:color w:val="332E72"/>
         </w:rPr>
         <w:t xml:space="preserve">Mécanique</w:t>
       </w:r>
       <w:r>
         <w:rPr>
-          <w:b/>
-          <w:sz w:val="20"/>
+          <w:rFonts w:ascii="Poppins" w:hAnsi="Poppins" w:cs="Poppins"/>
+          <w:b/>
+          <w:sz w:val="21"/>
           <w:color w:val="06BAF2"/>
         </w:rPr>
         <w:t xml:space="preserve">   [Presse hydraulique 120 T]</w:t>
       </w:r>
       <w:r>
         <w:rPr>
-          <w:b/>
-          <w:sz w:val="20"/>
+          <w:rFonts w:ascii="Poppins" w:hAnsi="Poppins" w:cs="Poppins"/>
+          <w:b/>
+          <w:sz w:val="21"/>
           <w:color w:val="B45309"/>
         </w:rPr>
         <w:t xml:space="preserve">   [PRIORITÉ HAUTE]</w:t>
       </w:r>
       <w:r>
         <w:rPr>
-          <w:sz w:val="18"/>
+          <w:sz w:val="19"/>
           <w:color w:val="94A3B8"/>
         </w:rPr>
         <w:t xml:space="preserve">   10:05</w:t>
@@ -2049,7 +2073,7 @@
       </w:pPr>
       <w:r>
         <w:rPr>
-          <w:sz w:val="20"/>
+          <w:sz w:val="21"/>
         </w:rPr>
         <w:t xml:space="preserve">Courroie trapézoïdale de l'entraînement de pompe détendue : flèche mesurée 12 mm pour 8 mm maximum. Craquelures visibles et dépôt de gomme sur la gorge de poulie. Courroie remplacée (XPB 2360) et tension réglée à 7 mm.</w:t>
       </w:r>
@@ -2100,8 +2124,9 @@
       </w:pPr>
       <w:r>
         <w:rPr>
+          <w:rFonts w:ascii="Open Sans" w:hAnsi="Open Sans" w:cs="Open Sans"/>
           <w:i/>
-          <w:sz w:val="17"/>
+          <w:sz w:val="19"/>
           <w:color w:val="64748B"/>
         </w:rPr>
         <w:t xml:space="preserve">Photo 2</w:t>
@@ -2127,6 +2152,7 @@
       </w:pPr>
       <w:r>
         <w:rPr>
+          <w:rFonts w:ascii="Poppins" w:hAnsi="Poppins" w:cs="Poppins"/>
           <w:b/>
           <w:smallCaps/>
           <w:color w:val="FFFFFF"/>
@@ -2141,31 +2167,34 @@
       </w:pPr>
       <w:r>
         <w:rPr>
-          <w:b/>
-          <w:sz w:val="22"/>
+          <w:rFonts w:ascii="Poppins" w:hAnsi="Poppins" w:cs="Poppins"/>
+          <w:b/>
+          <w:sz w:val="23"/>
           <w:color w:val="332E72"/>
         </w:rPr>
         <w:t xml:space="preserve">Électrique</w:t>
       </w:r>
       <w:r>
         <w:rPr>
-          <w:b/>
-          <w:sz w:val="20"/>
+          <w:rFonts w:ascii="Poppins" w:hAnsi="Poppins" w:cs="Poppins"/>
+          <w:b/>
+          <w:sz w:val="21"/>
           <w:color w:val="06BAF2"/>
         </w:rPr>
         <w:t xml:space="preserve">   [Convoyeur d'évacuation C40]</w:t>
       </w:r>
       <w:r>
         <w:rPr>
-          <w:b/>
-          <w:sz w:val="20"/>
+          <w:rFonts w:ascii="Poppins" w:hAnsi="Poppins" w:cs="Poppins"/>
+          <w:b/>
+          <w:sz w:val="21"/>
           <w:color w:val="1D4ED8"/>
         </w:rPr>
         <w:t xml:space="preserve">   [PRIORITÉ BASSE]</w:t>
       </w:r>
       <w:r>
         <w:rPr>
-          <w:sz w:val="18"/>
+          <w:sz w:val="19"/>
           <w:color w:val="94A3B8"/>
         </w:rPr>
         <w:t xml:space="preserve">   11:10</w:t>
@@ -2184,7 +2213,7 @@
       </w:pPr>
       <w:r>
         <w:rPr>
-          <w:sz w:val="20"/>
+          <w:sz w:val="21"/>
         </w:rPr>
         <w:t xml:space="preserve">Armoire électrique : empoussièrement du filtre de ventilation et deux presse-étoupes non serrés en partie basse. Aspiration du filtre réalisée, presse-étoupes resserrés. Aucun défaut d'isolement relevé sur les circuits moteur et commande.</w:t>
       </w:r>
@@ -2235,8 +2264,9 @@
       </w:pPr>
       <w:r>
         <w:rPr>
+          <w:rFonts w:ascii="Open Sans" w:hAnsi="Open Sans" w:cs="Open Sans"/>
           <w:i/>
-          <w:sz w:val="17"/>
+          <w:sz w:val="19"/>
           <w:color w:val="64748B"/>
         </w:rPr>
         <w:t xml:space="preserve">Photo 3</w:t>
@@ -2262,6 +2292,7 @@
       </w:pPr>
       <w:r>
         <w:rPr>
+          <w:rFonts w:ascii="Poppins" w:hAnsi="Poppins" w:cs="Poppins"/>
           <w:b/>
           <w:smallCaps/>
           <w:color w:val="FFFFFF"/>
@@ -2276,23 +2307,25 @@
       </w:pPr>
       <w:r>
         <w:rPr>
-          <w:b/>
-          <w:sz w:val="22"/>
+          <w:rFonts w:ascii="Poppins" w:hAnsi="Poppins" w:cs="Poppins"/>
+          <w:b/>
+          <w:sz w:val="23"/>
           <w:color w:val="332E72"/>
         </w:rPr>
         <w:t xml:space="preserve">Mécanique</w:t>
       </w:r>
       <w:r>
         <w:rPr>
-          <w:b/>
-          <w:sz w:val="20"/>
+          <w:rFonts w:ascii="Poppins" w:hAnsi="Poppins" w:cs="Poppins"/>
+          <w:b/>
+          <w:sz w:val="21"/>
           <w:color w:val="1D4ED8"/>
         </w:rPr>
         <w:t xml:space="preserve">   [PRIORITÉ BASSE]</w:t>
       </w:r>
       <w:r>
         <w:rPr>
-          <w:sz w:val="18"/>
+          <w:sz w:val="19"/>
           <w:color w:val="94A3B8"/>
         </w:rPr>
         <w:t xml:space="preserve">   13:40</w:t>
@@ -2311,7 +2344,7 @@
       </w:pPr>
       <w:r>
         <w:rPr>
-          <w:sz w:val="20"/>
+          <w:sz w:val="21"/>
         </w:rPr>
         <w:t xml:space="preserve">Quatre silentblocs de fixation moteur fissurés (déformation visible) et deux points de graissage des paliers non réalisés depuis plus de 6 mois. Graissage complet effectué, silentblocs à remplacer sous 1 mois.</w:t>
       </w:r>
@@ -2336,6 +2369,7 @@
       </w:pPr>
       <w:r>
         <w:rPr>
+          <w:rFonts w:ascii="Poppins" w:hAnsi="Poppins" w:cs="Poppins"/>
           <w:b/>
           <w:smallCaps/>
           <w:color w:val="FFFFFF"/>
@@ -2350,31 +2384,34 @@
       </w:pPr>
       <w:r>
         <w:rPr>
-          <w:b/>
-          <w:sz w:val="22"/>
+          <w:rFonts w:ascii="Poppins" w:hAnsi="Poppins" w:cs="Poppins"/>
+          <w:b/>
+          <w:sz w:val="23"/>
           <w:color w:val="332E72"/>
         </w:rPr>
         <w:t xml:space="preserve">Automatisme</w:t>
       </w:r>
       <w:r>
         <w:rPr>
-          <w:b/>
-          <w:sz w:val="20"/>
+          <w:rFonts w:ascii="Poppins" w:hAnsi="Poppins" w:cs="Poppins"/>
+          <w:b/>
+          <w:sz w:val="21"/>
           <w:color w:val="06BAF2"/>
         </w:rPr>
         <w:t xml:space="preserve">   [Convoyeur d'évacuation C40]</w:t>
       </w:r>
       <w:r>
         <w:rPr>
-          <w:b/>
-          <w:sz w:val="20"/>
+          <w:rFonts w:ascii="Poppins" w:hAnsi="Poppins" w:cs="Poppins"/>
+          <w:b/>
+          <w:sz w:val="21"/>
           <w:color w:val="475569"/>
         </w:rPr>
         <w:t xml:space="preserve">   [INFORMATIF]</w:t>
       </w:r>
       <w:r>
         <w:rPr>
-          <w:sz w:val="18"/>
+          <w:sz w:val="19"/>
           <w:color w:val="94A3B8"/>
         </w:rPr>
         <w:t xml:space="preserve">   14:05</w:t>
@@ -2393,7 +2430,7 @@
       </w:pPr>
       <w:r>
         <w:rPr>
-          <w:sz w:val="20"/>
+          <w:sz w:val="21"/>
         </w:rPr>
         <w:t xml:space="preserve">Automate S7-300 : paramètres de l'IHM conformes, sauvegarde du programme vérifiée sur la carte mémoire. Le compteur de cycles affiche 1 942 000 cycles pour une maintenance préventive conseillée à 2 000 000 : à programmer au prochain arrêt.</w:t>
       </w:r>
@@ -2418,6 +2455,7 @@
       </w:pPr>
       <w:r>
         <w:rPr>
+          <w:rFonts w:ascii="Poppins" w:hAnsi="Poppins" w:cs="Poppins"/>
           <w:b/>
           <w:smallCaps/>
           <w:color w:val="FFFFFF"/>
@@ -2432,7 +2470,7 @@
       </w:pPr>
       <w:r>
         <w:rPr>
-          <w:sz w:val="20"/>
+          <w:sz w:val="21"/>
         </w:rPr>
         <w:t xml:space="preserve">Remplacement de la courroie trapézoïdale et nettoyage de la gorge de poulie ; réglage de la tension à 7 mm. Graissage complet des paliers et de la tête de bielle. Resserrage au couple de la visserie de bâti et des fixations moteur. Nettoyage du faisceau du refroidisseur d'huile et du filtre d'armoire. Contrôle et remise en état de la filtration par cartouche. Essai à vide puis en charge : cadence nominale retrouvée, température d'huile stabilisée à 61 °C.</w:t>
       </w:r>
@@ -2452,6 +2490,7 @@
       </w:pPr>
       <w:r>
         <w:rPr>
+          <w:rFonts w:ascii="Poppins" w:hAnsi="Poppins" w:cs="Poppins"/>
           <w:b/>
           <w:smallCaps/>
           <w:color w:val="FFFFFF"/>
@@ -2466,7 +2505,7 @@
       </w:pPr>
       <w:r>
         <w:rPr>
-          <w:sz w:val="20"/>
+          <w:sz w:val="21"/>
         </w:rPr>
         <w:t xml:space="preserve">1) Remplacer le roulement de l'arbre principal sous 48 h (pièce réf. 63-2216-C3) — MO estimée 4 h, arrêt machine 1 journée.
 2) Remplacer les 4 silentblocs moteur sous 1 mois.
@@ -2490,6 +2529,7 @@
       </w:pPr>
       <w:r>
         <w:rPr>
+          <w:rFonts w:ascii="Poppins" w:hAnsi="Poppins" w:cs="Poppins"/>
           <w:b/>
           <w:smallCaps/>
           <w:color w:val="FFFFFF"/>
@@ -2681,7 +2721,7 @@
       </w:pPr>
       <w:r>
         <w:rPr>
-          <w:sz w:val="17"/>
+          <w:sz w:val="19"/>
           <w:color w:val="64748B"/>
         </w:rPr>
         <w:t xml:space="preserve">La signature du client vaut pour acceptation du devis final et validation des pièces de rechange ci-dessus.</w:t>
@@ -2702,6 +2742,7 @@
       </w:pPr>
       <w:r>
         <w:rPr>
+          <w:rFonts w:ascii="Poppins" w:hAnsi="Poppins" w:cs="Poppins"/>
           <w:b/>
           <w:smallCaps/>
           <w:color w:val="FFFFFF"/>
@@ -2756,8 +2797,9 @@
       </w:pPr>
       <w:r>
         <w:rPr>
+          <w:rFonts w:ascii="Open Sans" w:hAnsi="Open Sans" w:cs="Open Sans"/>
           <w:i/>
-          <w:sz w:val="17"/>
+          <w:sz w:val="19"/>
           <w:color w:val="64748B"/>
         </w:rPr>
         <w:t xml:space="preserve">Vue d'ensemble du groupe hydraulique</w:t>
@@ -2809,8 +2851,9 @@
       </w:pPr>
       <w:r>
         <w:rPr>
+          <w:rFonts w:ascii="Open Sans" w:hAnsi="Open Sans" w:cs="Open Sans"/>
           <w:i/>
-          <w:sz w:val="17"/>
+          <w:sz w:val="19"/>
           <w:color w:val="64748B"/>
         </w:rPr>
         <w:t xml:space="preserve">Armoire électrique — état général</w:t>
@@ -2831,6 +2874,7 @@
       </w:pPr>
       <w:r>
         <w:rPr>
+          <w:rFonts w:ascii="Poppins" w:hAnsi="Poppins" w:cs="Poppins"/>
           <w:b/>
           <w:smallCaps/>
           <w:color w:val="FFFFFF"/>
@@ -2852,7 +2896,7 @@
       </w:pPr>
       <w:r>
         <w:rPr>
-          <w:sz w:val="19"/>
+          <w:sz w:val="20"/>
         </w:rPr>
         <w:t xml:space="preserve">Le client reconnaît avoir pris connaissance du présent rapport, avoir reçu les explications du technicien et accepte les constats et travaux décrits. La signature du client vaut pour acceptation du devis final et validation des pièces de rechange ci-dessus. La durée du trajet retour est estimée sur la base du trajet aller constaté.</w:t>
       </w:r>
@@ -3102,8 +3146,9 @@
     </w:pPr>
     <w:r>
       <w:rPr>
+        <w:rFonts w:ascii="Open Sans" w:hAnsi="Open Sans" w:cs="Open Sans"/>
         <w:color w:val="808080"/>
-        <w:sz w:val="16"/>
+        <w:sz w:val="17"/>
       </w:rPr>
       <w:t xml:space="preserve">BFR SYSTEMS</w:t>
     </w:r>
@@ -3115,8 +3160,9 @@
     </w:pPr>
     <w:r>
       <w:rPr>
+        <w:rFonts w:ascii="Open Sans" w:hAnsi="Open Sans" w:cs="Open Sans"/>
         <w:color w:val="808080"/>
-        <w:sz w:val="16"/>
+        <w:sz w:val="17"/>
       </w:rPr>
       <w:t xml:space="preserve">Siège social et site de production n°1 – 1, rue du Jariel, ZAC Les Longs Sillons, 77120 Coulommiers, France</w:t>
     </w:r>
@@ -3128,8 +3174,9 @@
     </w:pPr>
     <w:r>
       <w:rPr>
+        <w:rFonts w:ascii="Open Sans" w:hAnsi="Open Sans" w:cs="Open Sans"/>
         <w:color w:val="808080"/>
-        <w:sz w:val="16"/>
+        <w:sz w:val="17"/>
       </w:rPr>
       <w:t xml:space="preserve">Site de production n°2 – 50 allée des érables, 01150 Blyes, France</w:t>
     </w:r>
@@ -3141,32 +3188,36 @@
     </w:pPr>
     <w:r>
       <w:rPr>
+        <w:rFonts w:ascii="Open Sans" w:hAnsi="Open Sans" w:cs="Open Sans"/>
         <w:color w:val="808080"/>
-        <w:sz w:val="16"/>
+        <w:sz w:val="17"/>
       </w:rPr>
       <w:t xml:space="preserve">Page </w:t>
     </w:r>
     <w:fldSimple w:instr=" PAGE ">
       <w:r>
         <w:rPr>
+          <w:rFonts w:ascii="Open Sans" w:hAnsi="Open Sans" w:cs="Open Sans"/>
           <w:color w:val="808080"/>
-          <w:sz w:val="16"/>
+          <w:sz w:val="17"/>
         </w:rPr>
         <w:t>1</w:t>
       </w:r>
     </w:fldSimple>
     <w:r>
       <w:rPr>
+        <w:rFonts w:ascii="Open Sans" w:hAnsi="Open Sans" w:cs="Open Sans"/>
         <w:color w:val="808080"/>
-        <w:sz w:val="16"/>
+        <w:sz w:val="17"/>
       </w:rPr>
       <w:t xml:space="preserve"> / </w:t>
     </w:r>
     <w:fldSimple w:instr=" NUMPAGES ">
       <w:r>
         <w:rPr>
+          <w:rFonts w:ascii="Open Sans" w:hAnsi="Open Sans" w:cs="Open Sans"/>
           <w:color w:val="808080"/>
-          <w:sz w:val="16"/>
+          <w:sz w:val="17"/>
         </w:rPr>
         <w:t>1</w:t>
       </w:r>
@@ -3245,6 +3296,7 @@
       <w:keepNext/>
     </w:pPr>
     <w:rPr>
+      <w:rFonts w:ascii="Poppins" w:hAnsi="Poppins" w:cs="Poppins"/>
       <w:b/>
       <w:smallCaps/>
       <w:color w:val="FFFFFF"/>
